--- a/Projekt Dokumentáció.docx
+++ b/Projekt Dokumentáció.docx
@@ -1,6 +1,6 @@
 
 <file path=word/document.xml><?xml version="1.0" encoding="utf-8"?>
-<w:document xmlns:wpc="http://schemas.microsoft.com/office/word/2010/wordprocessingCanvas" xmlns:cx="http://schemas.microsoft.com/office/drawing/2014/chartex" xmlns:cx1="http://schemas.microsoft.com/office/drawing/2015/9/8/chartex" xmlns:cx2="http://schemas.microsoft.com/office/drawing/2015/10/21/chartex" xmlns:cx3="http://schemas.microsoft.com/office/drawing/2016/5/9/chartex" xmlns:cx4="http://schemas.microsoft.com/office/drawing/2016/5/10/chartex" xmlns:cx5="http://schemas.microsoft.com/office/drawing/2016/5/11/chartex" xmlns:cx6="http://schemas.microsoft.com/office/drawing/2016/5/12/chartex" xmlns:cx7="http://schemas.microsoft.com/office/drawing/2016/5/13/chartex" xmlns:cx8="http://schemas.microsoft.com/office/drawing/2016/5/14/chartex" xmlns:mc="http://schemas.openxmlformats.org/markup-compatibility/2006" xmlns:aink="http://schemas.microsoft.com/office/drawing/2016/ink" xmlns:am3d="http://schemas.microsoft.com/office/drawing/2017/model3d" xmlns:o="urn:schemas-microsoft-com:office:office" xmlns:r="http://schemas.openxmlformats.org/officeDocument/2006/relationships" xmlns:m="http://schemas.openxmlformats.org/officeDocument/2006/math" xmlns:v="urn:schemas-microsoft-com:vml" xmlns:wp14="http://schemas.microsoft.com/office/word/2010/wordprocessingDrawing" xmlns:wp="http://schemas.openxmlformats.org/drawingml/2006/wordprocessingDrawing" xmlns:w10="urn:schemas-microsoft-com:office:word" xmlns:w="http://schemas.openxmlformats.org/wordprocessingml/2006/main" xmlns:w14="http://schemas.microsoft.com/office/word/2010/wordml" xmlns:w15="http://schemas.microsoft.com/office/word/2012/wordml" xmlns:w16cid="http://schemas.microsoft.com/office/word/2016/wordml/cid" xmlns:w16se="http://schemas.microsoft.com/office/word/2015/wordml/symex" xmlns:wpg="http://schemas.microsoft.com/office/word/2010/wordprocessingGroup" xmlns:wpi="http://schemas.microsoft.com/office/word/2010/wordprocessingInk" xmlns:wne="http://schemas.microsoft.com/office/word/2006/wordml" xmlns:wps="http://schemas.microsoft.com/office/word/2010/wordprocessingShape" mc:Ignorable="w14 w15 w16se w16cid wp14">
+<w:document xmlns:wpc="http://schemas.microsoft.com/office/word/2010/wordprocessingCanvas" xmlns:cx="http://schemas.microsoft.com/office/drawing/2014/chartex" xmlns:cx1="http://schemas.microsoft.com/office/drawing/2015/9/8/chartex" xmlns:cx2="http://schemas.microsoft.com/office/drawing/2015/10/21/chartex" xmlns:cx3="http://schemas.microsoft.com/office/drawing/2016/5/9/chartex" xmlns:cx4="http://schemas.microsoft.com/office/drawing/2016/5/10/chartex" xmlns:cx5="http://schemas.microsoft.com/office/drawing/2016/5/11/chartex" xmlns:cx6="http://schemas.microsoft.com/office/drawing/2016/5/12/chartex" xmlns:cx7="http://schemas.microsoft.com/office/drawing/2016/5/13/chartex" xmlns:cx8="http://schemas.microsoft.com/office/drawing/2016/5/14/chartex" xmlns:mc="http://schemas.openxmlformats.org/markup-compatibility/2006" xmlns:aink="http://schemas.microsoft.com/office/drawing/2016/ink" xmlns:am3d="http://schemas.microsoft.com/office/drawing/2017/model3d" xmlns:o="urn:schemas-microsoft-com:office:office" xmlns:oel="http://schemas.microsoft.com/office/2019/extlst" xmlns:r="http://schemas.openxmlformats.org/officeDocument/2006/relationships" xmlns:m="http://schemas.openxmlformats.org/officeDocument/2006/math" xmlns:v="urn:schemas-microsoft-com:vml" xmlns:wp14="http://schemas.microsoft.com/office/word/2010/wordprocessingDrawing" xmlns:wp="http://schemas.openxmlformats.org/drawingml/2006/wordprocessingDrawing" xmlns:w10="urn:schemas-microsoft-com:office:word" xmlns:w="http://schemas.openxmlformats.org/wordprocessingml/2006/main" xmlns:w14="http://schemas.microsoft.com/office/word/2010/wordml" xmlns:w15="http://schemas.microsoft.com/office/word/2012/wordml" xmlns:w16cex="http://schemas.microsoft.com/office/word/2018/wordml/cex" xmlns:w16cid="http://schemas.microsoft.com/office/word/2016/wordml/cid" xmlns:w16="http://schemas.microsoft.com/office/word/2018/wordml" xmlns:w16du="http://schemas.microsoft.com/office/word/2023/wordml/word16du" xmlns:w16sdtdh="http://schemas.microsoft.com/office/word/2020/wordml/sdtdatahash" xmlns:w16sdtfl="http://schemas.microsoft.com/office/word/2024/wordml/sdtformatlock" xmlns:w16se="http://schemas.microsoft.com/office/word/2015/wordml/symex" xmlns:wpg="http://schemas.microsoft.com/office/word/2010/wordprocessingGroup" xmlns:wpi="http://schemas.microsoft.com/office/word/2010/wordprocessingInk" xmlns:wne="http://schemas.microsoft.com/office/word/2006/wordml" xmlns:wps="http://schemas.microsoft.com/office/word/2010/wordprocessingShape" mc:Ignorable="w14 w15 w16se w16cid w16 w16cex w16sdtdh w16sdtfl w16du wp14">
   <w:body>
     <w:p>
       <w:pPr>
@@ -12,8 +12,8 @@
           <w:b/>
           <w:bCs/>
           <w:kern w:val="36"/>
-          <w:sz w:val="24"/>
-          <w:szCs w:val="24"/>
+          <w:sz w:val="40"/>
+          <w:szCs w:val="40"/>
           <w:lang w:eastAsia="hu-HU"/>
         </w:rPr>
       </w:pPr>
@@ -23,8 +23,8 @@
           <w:b/>
           <w:bCs/>
           <w:kern w:val="36"/>
-          <w:sz w:val="24"/>
-          <w:szCs w:val="24"/>
+          <w:sz w:val="40"/>
+          <w:szCs w:val="40"/>
           <w:lang w:eastAsia="hu-HU"/>
         </w:rPr>
         <w:t>Projekt Dokumentáció: Kvíz &amp; Játék Portál</w:t>
@@ -39,18 +39,18 @@
           <w:rFonts w:ascii="Times New Roman" w:eastAsia="Times New Roman" w:hAnsi="Times New Roman" w:cs="Times New Roman"/>
           <w:b/>
           <w:bCs/>
-          <w:sz w:val="24"/>
-          <w:szCs w:val="24"/>
-          <w:lang w:eastAsia="hu-HU"/>
-        </w:rPr>
-      </w:pPr>
-      <w:r>
-        <w:rPr>
-          <w:rFonts w:ascii="Times New Roman" w:eastAsia="Times New Roman" w:hAnsi="Times New Roman" w:cs="Times New Roman"/>
-          <w:b/>
-          <w:bCs/>
-          <w:sz w:val="24"/>
-          <w:szCs w:val="24"/>
+          <w:sz w:val="32"/>
+          <w:szCs w:val="32"/>
+          <w:lang w:eastAsia="hu-HU"/>
+        </w:rPr>
+      </w:pPr>
+      <w:r>
+        <w:rPr>
+          <w:rFonts w:ascii="Times New Roman" w:eastAsia="Times New Roman" w:hAnsi="Times New Roman" w:cs="Times New Roman"/>
+          <w:b/>
+          <w:bCs/>
+          <w:sz w:val="32"/>
+          <w:szCs w:val="32"/>
           <w:lang w:eastAsia="hu-HU"/>
         </w:rPr>
         <w:t>Az alkalmazás célja</w:t>
@@ -106,18 +106,18 @@
           <w:rFonts w:ascii="Times New Roman" w:eastAsia="Times New Roman" w:hAnsi="Times New Roman" w:cs="Times New Roman"/>
           <w:b/>
           <w:bCs/>
-          <w:sz w:val="24"/>
-          <w:szCs w:val="24"/>
-          <w:lang w:eastAsia="hu-HU"/>
-        </w:rPr>
-      </w:pPr>
-      <w:r>
-        <w:rPr>
-          <w:rFonts w:ascii="Times New Roman" w:eastAsia="Times New Roman" w:hAnsi="Times New Roman" w:cs="Times New Roman"/>
-          <w:b/>
-          <w:bCs/>
-          <w:sz w:val="24"/>
-          <w:szCs w:val="24"/>
+          <w:sz w:val="32"/>
+          <w:szCs w:val="32"/>
+          <w:lang w:eastAsia="hu-HU"/>
+        </w:rPr>
+      </w:pPr>
+      <w:r>
+        <w:rPr>
+          <w:rFonts w:ascii="Times New Roman" w:eastAsia="Times New Roman" w:hAnsi="Times New Roman" w:cs="Times New Roman"/>
+          <w:b/>
+          <w:bCs/>
+          <w:sz w:val="32"/>
+          <w:szCs w:val="32"/>
           <w:lang w:eastAsia="hu-HU"/>
         </w:rPr>
         <w:t>Telepítés és futtatás</w:t>
@@ -141,7 +141,141 @@
           <w:szCs w:val="24"/>
           <w:lang w:eastAsia="hu-HU"/>
         </w:rPr>
+        <w:t xml:space="preserve">Online elérhetőség (GitHub </w:t>
+      </w:r>
+      <w:proofErr w:type="spellStart"/>
+      <w:r>
+        <w:rPr>
+          <w:rFonts w:ascii="Times New Roman" w:eastAsia="Times New Roman" w:hAnsi="Times New Roman" w:cs="Times New Roman"/>
+          <w:sz w:val="24"/>
+          <w:szCs w:val="24"/>
+          <w:lang w:eastAsia="hu-HU"/>
+        </w:rPr>
+        <w:t>Pages</w:t>
+      </w:r>
+      <w:proofErr w:type="spellEnd"/>
+      <w:r>
+        <w:rPr>
+          <w:rFonts w:ascii="Times New Roman" w:eastAsia="Times New Roman" w:hAnsi="Times New Roman" w:cs="Times New Roman"/>
+          <w:sz w:val="24"/>
+          <w:szCs w:val="24"/>
+          <w:lang w:eastAsia="hu-HU"/>
+        </w:rPr>
+        <w:t>):</w:t>
+      </w:r>
+      <w:r>
+        <w:rPr>
+          <w:rFonts w:ascii="Times New Roman" w:eastAsia="Times New Roman" w:hAnsi="Times New Roman" w:cs="Times New Roman"/>
+          <w:sz w:val="24"/>
+          <w:szCs w:val="24"/>
+          <w:lang w:eastAsia="hu-HU"/>
+        </w:rPr>
+        <w:t xml:space="preserve"> </w:t>
+      </w:r>
+      <w:hyperlink r:id="rId5" w:history="1">
+        <w:r>
+          <w:rPr>
+            <w:rStyle w:val="Hiperhivatkozs"/>
+            <w:rFonts w:ascii="Times New Roman" w:eastAsia="Times New Roman" w:hAnsi="Times New Roman" w:cs="Times New Roman"/>
+            <w:sz w:val="24"/>
+            <w:szCs w:val="24"/>
+            <w:lang w:eastAsia="hu-HU"/>
+          </w:rPr>
+          <w:t>https://z0lcs.github.io/js-game/index.html</w:t>
+        </w:r>
+      </w:hyperlink>
+    </w:p>
+    <w:p>
+      <w:pPr>
+        <w:spacing w:before="100" w:beforeAutospacing="1" w:after="100" w:afterAutospacing="1" w:line="240" w:lineRule="auto"/>
+        <w:jc w:val="both"/>
+        <w:rPr>
+          <w:rFonts w:ascii="Times New Roman" w:eastAsia="Times New Roman" w:hAnsi="Times New Roman" w:cs="Times New Roman"/>
+          <w:sz w:val="24"/>
+          <w:szCs w:val="24"/>
+          <w:lang w:eastAsia="hu-HU"/>
+        </w:rPr>
+      </w:pPr>
+      <w:r>
+        <w:rPr>
+          <w:rFonts w:ascii="Times New Roman" w:eastAsia="Times New Roman" w:hAnsi="Times New Roman" w:cs="Times New Roman"/>
+          <w:sz w:val="24"/>
+          <w:szCs w:val="24"/>
+          <w:lang w:eastAsia="hu-HU"/>
+        </w:rPr>
         <w:t>Az alkalmazás kliensoldali, így külön szerveroldali telepítést nem igényel.</w:t>
+      </w:r>
+    </w:p>
+    <w:p>
+      <w:pPr>
+        <w:pStyle w:val="Listaszerbekezds"/>
+        <w:numPr>
+          <w:ilvl w:val="0"/>
+          <w:numId w:val="5"/>
+        </w:numPr>
+        <w:spacing w:before="100" w:beforeAutospacing="1" w:after="100" w:afterAutospacing="1" w:line="240" w:lineRule="auto"/>
+        <w:jc w:val="both"/>
+        <w:rPr>
+          <w:rFonts w:ascii="Times New Roman" w:eastAsia="Times New Roman" w:hAnsi="Times New Roman" w:cs="Times New Roman"/>
+          <w:sz w:val="24"/>
+          <w:szCs w:val="24"/>
+          <w:lang w:eastAsia="hu-HU"/>
+        </w:rPr>
+      </w:pPr>
+      <w:r>
+        <w:rPr>
+          <w:rFonts w:ascii="Times New Roman" w:eastAsia="Times New Roman" w:hAnsi="Times New Roman" w:cs="Times New Roman"/>
+          <w:sz w:val="24"/>
+          <w:szCs w:val="24"/>
+          <w:lang w:eastAsia="hu-HU"/>
+        </w:rPr>
+        <w:t xml:space="preserve">Online: Nyissa meg a fenti GitHub </w:t>
+      </w:r>
+      <w:proofErr w:type="spellStart"/>
+      <w:r>
+        <w:rPr>
+          <w:rFonts w:ascii="Times New Roman" w:eastAsia="Times New Roman" w:hAnsi="Times New Roman" w:cs="Times New Roman"/>
+          <w:sz w:val="24"/>
+          <w:szCs w:val="24"/>
+          <w:lang w:eastAsia="hu-HU"/>
+        </w:rPr>
+        <w:t>Pages</w:t>
+      </w:r>
+      <w:proofErr w:type="spellEnd"/>
+      <w:r>
+        <w:rPr>
+          <w:rFonts w:ascii="Times New Roman" w:eastAsia="Times New Roman" w:hAnsi="Times New Roman" w:cs="Times New Roman"/>
+          <w:sz w:val="24"/>
+          <w:szCs w:val="24"/>
+          <w:lang w:eastAsia="hu-HU"/>
+        </w:rPr>
+        <w:t xml:space="preserve"> linket bármilyen modern böngészőben.</w:t>
+      </w:r>
+    </w:p>
+    <w:p>
+      <w:pPr>
+        <w:pStyle w:val="Listaszerbekezds"/>
+        <w:numPr>
+          <w:ilvl w:val="0"/>
+          <w:numId w:val="5"/>
+        </w:numPr>
+        <w:spacing w:before="100" w:beforeAutospacing="1" w:after="100" w:afterAutospacing="1" w:line="240" w:lineRule="auto"/>
+        <w:jc w:val="both"/>
+        <w:rPr>
+          <w:rFonts w:ascii="Times New Roman" w:eastAsia="Times New Roman" w:hAnsi="Times New Roman" w:cs="Times New Roman"/>
+          <w:sz w:val="24"/>
+          <w:szCs w:val="24"/>
+          <w:lang w:eastAsia="hu-HU"/>
+        </w:rPr>
+      </w:pPr>
+      <w:r>
+        <w:rPr>
+          <w:rFonts w:ascii="Times New Roman" w:eastAsia="Times New Roman" w:hAnsi="Times New Roman" w:cs="Times New Roman"/>
+          <w:sz w:val="24"/>
+          <w:szCs w:val="24"/>
+          <w:lang w:eastAsia="hu-HU"/>
+        </w:rPr>
+        <w:t>Lokálisan:</w:t>
       </w:r>
     </w:p>
     <w:p>
@@ -349,21 +483,248 @@
           <w:rFonts w:ascii="Times New Roman" w:eastAsia="Times New Roman" w:hAnsi="Times New Roman" w:cs="Times New Roman"/>
           <w:b/>
           <w:bCs/>
-          <w:sz w:val="24"/>
-          <w:szCs w:val="24"/>
-          <w:lang w:eastAsia="hu-HU"/>
-        </w:rPr>
-      </w:pPr>
-      <w:r>
-        <w:rPr>
-          <w:rFonts w:ascii="Times New Roman" w:eastAsia="Times New Roman" w:hAnsi="Times New Roman" w:cs="Times New Roman"/>
-          <w:b/>
-          <w:bCs/>
-          <w:sz w:val="24"/>
-          <w:szCs w:val="24"/>
+          <w:sz w:val="32"/>
+          <w:szCs w:val="32"/>
+          <w:lang w:eastAsia="hu-HU"/>
+        </w:rPr>
+      </w:pPr>
+      <w:r>
+        <w:rPr>
+          <w:rFonts w:ascii="Times New Roman" w:eastAsia="Times New Roman" w:hAnsi="Times New Roman" w:cs="Times New Roman"/>
+          <w:b/>
+          <w:bCs/>
+          <w:sz w:val="32"/>
+          <w:szCs w:val="32"/>
           <w:lang w:eastAsia="hu-HU"/>
         </w:rPr>
         <w:t>Használati útmutató</w:t>
+      </w:r>
+    </w:p>
+    <w:p>
+      <w:pPr>
+        <w:spacing w:before="100" w:beforeAutospacing="1" w:after="100" w:afterAutospacing="1" w:line="240" w:lineRule="auto"/>
+        <w:jc w:val="both"/>
+        <w:outlineLvl w:val="1"/>
+        <w:rPr>
+          <w:rFonts w:ascii="Times New Roman" w:eastAsia="Times New Roman" w:hAnsi="Times New Roman" w:cs="Times New Roman"/>
+          <w:b/>
+          <w:bCs/>
+          <w:sz w:val="24"/>
+          <w:szCs w:val="24"/>
+          <w:lang w:eastAsia="hu-HU"/>
+        </w:rPr>
+      </w:pPr>
+      <w:r>
+        <w:rPr>
+          <w:rFonts w:ascii="Times New Roman" w:eastAsia="Times New Roman" w:hAnsi="Times New Roman" w:cs="Times New Roman"/>
+          <w:b/>
+          <w:bCs/>
+          <w:sz w:val="24"/>
+          <w:szCs w:val="24"/>
+          <w:lang w:eastAsia="hu-HU"/>
+        </w:rPr>
+        <w:t>Kvíz játék</w:t>
+      </w:r>
+    </w:p>
+    <w:p>
+      <w:pPr>
+        <w:pStyle w:val="Listaszerbekezds"/>
+        <w:numPr>
+          <w:ilvl w:val="0"/>
+          <w:numId w:val="10"/>
+        </w:numPr>
+        <w:spacing w:before="100" w:beforeAutospacing="1" w:after="100" w:afterAutospacing="1" w:line="240" w:lineRule="auto"/>
+        <w:jc w:val="both"/>
+        <w:outlineLvl w:val="1"/>
+        <w:rPr>
+          <w:rFonts w:ascii="Times New Roman" w:eastAsia="Times New Roman" w:hAnsi="Times New Roman" w:cs="Times New Roman"/>
+          <w:sz w:val="24"/>
+          <w:szCs w:val="24"/>
+          <w:lang w:eastAsia="hu-HU"/>
+        </w:rPr>
+      </w:pPr>
+      <w:r>
+        <w:rPr>
+          <w:rFonts w:ascii="Times New Roman" w:eastAsia="Times New Roman" w:hAnsi="Times New Roman" w:cs="Times New Roman"/>
+          <w:sz w:val="24"/>
+          <w:szCs w:val="24"/>
+          <w:lang w:eastAsia="hu-HU"/>
+        </w:rPr>
+        <w:t>A játék indításakor véletlenszerű kérdéseket kap a rendszer.</w:t>
+      </w:r>
+    </w:p>
+    <w:p>
+      <w:pPr>
+        <w:pStyle w:val="Listaszerbekezds"/>
+        <w:numPr>
+          <w:ilvl w:val="0"/>
+          <w:numId w:val="10"/>
+        </w:numPr>
+        <w:spacing w:before="100" w:beforeAutospacing="1" w:after="100" w:afterAutospacing="1" w:line="240" w:lineRule="auto"/>
+        <w:jc w:val="both"/>
+        <w:outlineLvl w:val="1"/>
+        <w:rPr>
+          <w:rFonts w:ascii="Times New Roman" w:eastAsia="Times New Roman" w:hAnsi="Times New Roman" w:cs="Times New Roman"/>
+          <w:sz w:val="24"/>
+          <w:szCs w:val="24"/>
+          <w:lang w:eastAsia="hu-HU"/>
+        </w:rPr>
+      </w:pPr>
+      <w:r>
+        <w:rPr>
+          <w:rFonts w:ascii="Times New Roman" w:eastAsia="Times New Roman" w:hAnsi="Times New Roman" w:cs="Times New Roman"/>
+          <w:sz w:val="24"/>
+          <w:szCs w:val="24"/>
+          <w:lang w:eastAsia="hu-HU"/>
+        </w:rPr>
+        <w:t>A négy opció közül kattintson a helyesnek vélt válaszra.</w:t>
+      </w:r>
+    </w:p>
+    <w:p>
+      <w:pPr>
+        <w:pStyle w:val="Listaszerbekezds"/>
+        <w:numPr>
+          <w:ilvl w:val="0"/>
+          <w:numId w:val="10"/>
+        </w:numPr>
+        <w:spacing w:before="100" w:beforeAutospacing="1" w:after="100" w:afterAutospacing="1" w:line="240" w:lineRule="auto"/>
+        <w:jc w:val="both"/>
+        <w:outlineLvl w:val="1"/>
+        <w:rPr>
+          <w:rFonts w:ascii="Times New Roman" w:eastAsia="Times New Roman" w:hAnsi="Times New Roman" w:cs="Times New Roman"/>
+          <w:sz w:val="24"/>
+          <w:szCs w:val="24"/>
+          <w:lang w:eastAsia="hu-HU"/>
+        </w:rPr>
+      </w:pPr>
+      <w:r>
+        <w:rPr>
+          <w:rFonts w:ascii="Times New Roman" w:eastAsia="Times New Roman" w:hAnsi="Times New Roman" w:cs="Times New Roman"/>
+          <w:sz w:val="24"/>
+          <w:szCs w:val="24"/>
+          <w:lang w:eastAsia="hu-HU"/>
+        </w:rPr>
+        <w:t>Minden helyes válasz 1000 pontot ér. A játék az első hibás válaszig tart.</w:t>
+      </w:r>
+    </w:p>
+    <w:p>
+      <w:pPr>
+        <w:pStyle w:val="Listaszerbekezds"/>
+        <w:numPr>
+          <w:ilvl w:val="0"/>
+          <w:numId w:val="10"/>
+        </w:numPr>
+        <w:spacing w:before="100" w:beforeAutospacing="1" w:after="100" w:afterAutospacing="1" w:line="240" w:lineRule="auto"/>
+        <w:jc w:val="both"/>
+        <w:outlineLvl w:val="1"/>
+        <w:rPr>
+          <w:rFonts w:ascii="Times New Roman" w:eastAsia="Times New Roman" w:hAnsi="Times New Roman" w:cs="Times New Roman"/>
+          <w:sz w:val="24"/>
+          <w:szCs w:val="24"/>
+          <w:lang w:eastAsia="hu-HU"/>
+        </w:rPr>
+      </w:pPr>
+      <w:r>
+        <w:rPr>
+          <w:rFonts w:ascii="Times New Roman" w:eastAsia="Times New Roman" w:hAnsi="Times New Roman" w:cs="Times New Roman"/>
+          <w:sz w:val="24"/>
+          <w:szCs w:val="24"/>
+          <w:lang w:eastAsia="hu-HU"/>
+        </w:rPr>
+        <w:t>A végén a pontszám elmenthető a globális Top 10 ranglistába.</w:t>
+      </w:r>
+    </w:p>
+    <w:p>
+      <w:pPr>
+        <w:spacing w:before="100" w:beforeAutospacing="1" w:after="100" w:afterAutospacing="1" w:line="240" w:lineRule="auto"/>
+        <w:jc w:val="both"/>
+        <w:outlineLvl w:val="1"/>
+        <w:rPr>
+          <w:rFonts w:ascii="Times New Roman" w:eastAsia="Times New Roman" w:hAnsi="Times New Roman" w:cs="Times New Roman"/>
+          <w:b/>
+          <w:bCs/>
+          <w:sz w:val="24"/>
+          <w:szCs w:val="24"/>
+          <w:lang w:eastAsia="hu-HU"/>
+        </w:rPr>
+      </w:pPr>
+      <w:proofErr w:type="spellStart"/>
+      <w:r>
+        <w:rPr>
+          <w:rFonts w:ascii="Times New Roman" w:eastAsia="Times New Roman" w:hAnsi="Times New Roman" w:cs="Times New Roman"/>
+          <w:b/>
+          <w:bCs/>
+          <w:sz w:val="24"/>
+          <w:szCs w:val="24"/>
+          <w:lang w:eastAsia="hu-HU"/>
+        </w:rPr>
+        <w:t>Snake</w:t>
+      </w:r>
+      <w:proofErr w:type="spellEnd"/>
+      <w:r>
+        <w:rPr>
+          <w:rFonts w:ascii="Times New Roman" w:eastAsia="Times New Roman" w:hAnsi="Times New Roman" w:cs="Times New Roman"/>
+          <w:b/>
+          <w:bCs/>
+          <w:sz w:val="24"/>
+          <w:szCs w:val="24"/>
+          <w:lang w:eastAsia="hu-HU"/>
+        </w:rPr>
+        <w:t xml:space="preserve"> játék</w:t>
+      </w:r>
+    </w:p>
+    <w:p>
+      <w:pPr>
+        <w:pStyle w:val="Listaszerbekezds"/>
+        <w:numPr>
+          <w:ilvl w:val="0"/>
+          <w:numId w:val="9"/>
+        </w:numPr>
+        <w:spacing w:before="100" w:beforeAutospacing="1" w:after="100" w:afterAutospacing="1" w:line="240" w:lineRule="auto"/>
+        <w:jc w:val="both"/>
+        <w:outlineLvl w:val="1"/>
+        <w:rPr>
+          <w:rFonts w:ascii="Times New Roman" w:eastAsia="Times New Roman" w:hAnsi="Times New Roman" w:cs="Times New Roman"/>
+          <w:sz w:val="24"/>
+          <w:szCs w:val="24"/>
+          <w:lang w:eastAsia="hu-HU"/>
+        </w:rPr>
+      </w:pPr>
+      <w:r>
+        <w:rPr>
+          <w:rFonts w:ascii="Times New Roman" w:eastAsia="Times New Roman" w:hAnsi="Times New Roman" w:cs="Times New Roman"/>
+          <w:sz w:val="24"/>
+          <w:szCs w:val="24"/>
+          <w:lang w:eastAsia="hu-HU"/>
+        </w:rPr>
+        <w:t>Irányítsa a "kacsát" a nyilakkal vagy a WASD billentyűkkel.</w:t>
+      </w:r>
+    </w:p>
+    <w:p>
+      <w:pPr>
+        <w:pStyle w:val="Listaszerbekezds"/>
+        <w:numPr>
+          <w:ilvl w:val="0"/>
+          <w:numId w:val="9"/>
+        </w:numPr>
+        <w:spacing w:before="100" w:beforeAutospacing="1" w:after="100" w:afterAutospacing="1" w:line="240" w:lineRule="auto"/>
+        <w:jc w:val="both"/>
+        <w:outlineLvl w:val="1"/>
+        <w:rPr>
+          <w:rFonts w:ascii="Times New Roman" w:eastAsia="Times New Roman" w:hAnsi="Times New Roman" w:cs="Times New Roman"/>
+          <w:sz w:val="24"/>
+          <w:szCs w:val="24"/>
+          <w:lang w:eastAsia="hu-HU"/>
+        </w:rPr>
+      </w:pPr>
+      <w:r>
+        <w:rPr>
+          <w:rFonts w:ascii="Times New Roman" w:eastAsia="Times New Roman" w:hAnsi="Times New Roman" w:cs="Times New Roman"/>
+          <w:sz w:val="24"/>
+          <w:szCs w:val="24"/>
+          <w:lang w:eastAsia="hu-HU"/>
+        </w:rPr>
+        <w:t>Gyűjtse össze a halakat a pontszám növeléséhez.</w:t>
       </w:r>
     </w:p>
     <w:p>
@@ -390,66 +751,16 @@
           <w:szCs w:val="24"/>
           <w:lang w:eastAsia="hu-HU"/>
         </w:rPr>
-        <w:t>Kvíz játék:</w:t>
-      </w:r>
-      <w:r>
-        <w:rPr>
-          <w:rFonts w:ascii="Times New Roman" w:eastAsia="Times New Roman" w:hAnsi="Times New Roman" w:cs="Times New Roman"/>
-          <w:sz w:val="24"/>
-          <w:szCs w:val="24"/>
-          <w:lang w:eastAsia="hu-HU"/>
-        </w:rPr>
-        <w:t xml:space="preserve"> * A játék indításakor egy véletlenszerű kérdést kap a rendszerből.</w:t>
-      </w:r>
-    </w:p>
-    <w:p>
-      <w:pPr>
-        <w:numPr>
-          <w:ilvl w:val="1"/>
-          <w:numId w:val="2"/>
-        </w:numPr>
-        <w:spacing w:before="100" w:beforeAutospacing="1" w:after="100" w:afterAutospacing="1" w:line="240" w:lineRule="auto"/>
-        <w:jc w:val="both"/>
-        <w:rPr>
-          <w:rFonts w:ascii="Times New Roman" w:eastAsia="Times New Roman" w:hAnsi="Times New Roman" w:cs="Times New Roman"/>
-          <w:sz w:val="24"/>
-          <w:szCs w:val="24"/>
-          <w:lang w:eastAsia="hu-HU"/>
-        </w:rPr>
-      </w:pPr>
-      <w:r>
-        <w:rPr>
-          <w:rFonts w:ascii="Times New Roman" w:eastAsia="Times New Roman" w:hAnsi="Times New Roman" w:cs="Times New Roman"/>
-          <w:sz w:val="24"/>
-          <w:szCs w:val="24"/>
-          <w:lang w:eastAsia="hu-HU"/>
-        </w:rPr>
-        <w:t>A négy opció közül kattintson a helyesnek vélt válaszra.</w:t>
-      </w:r>
-    </w:p>
-    <w:p>
-      <w:pPr>
-        <w:numPr>
-          <w:ilvl w:val="1"/>
-          <w:numId w:val="2"/>
-        </w:numPr>
-        <w:spacing w:before="100" w:beforeAutospacing="1" w:after="100" w:afterAutospacing="1" w:line="240" w:lineRule="auto"/>
-        <w:jc w:val="both"/>
-        <w:rPr>
-          <w:rFonts w:ascii="Times New Roman" w:eastAsia="Times New Roman" w:hAnsi="Times New Roman" w:cs="Times New Roman"/>
-          <w:sz w:val="24"/>
-          <w:szCs w:val="24"/>
-          <w:lang w:eastAsia="hu-HU"/>
-        </w:rPr>
-      </w:pPr>
-      <w:r>
-        <w:rPr>
-          <w:rFonts w:ascii="Times New Roman" w:eastAsia="Times New Roman" w:hAnsi="Times New Roman" w:cs="Times New Roman"/>
-          <w:sz w:val="24"/>
-          <w:szCs w:val="24"/>
-          <w:lang w:eastAsia="hu-HU"/>
-        </w:rPr>
-        <w:t>Minden helyes válasz 1000 pontot ér. A játék az első hibás válaszig tart.</w:t>
+        <w:t>Ranglista:</w:t>
+      </w:r>
+      <w:r>
+        <w:rPr>
+          <w:rFonts w:ascii="Times New Roman" w:eastAsia="Times New Roman" w:hAnsi="Times New Roman" w:cs="Times New Roman"/>
+          <w:sz w:val="24"/>
+          <w:szCs w:val="24"/>
+          <w:lang w:eastAsia="hu-HU"/>
+        </w:rPr>
+        <w:t xml:space="preserve"> A kvíz végén megadhatja nevét, amely bekerül a globális Top 10-be. Az adatok a böngésző bezárása után is megmaradnak.</w:t>
       </w:r>
     </w:p>
     <w:p>
@@ -467,114 +778,29 @@
           <w:lang w:eastAsia="hu-HU"/>
         </w:rPr>
       </w:pPr>
-      <w:proofErr w:type="spellStart"/>
-      <w:r>
-        <w:rPr>
-          <w:rFonts w:ascii="Times New Roman" w:eastAsia="Times New Roman" w:hAnsi="Times New Roman" w:cs="Times New Roman"/>
-          <w:b/>
-          <w:bCs/>
-          <w:sz w:val="24"/>
-          <w:szCs w:val="24"/>
-          <w:lang w:eastAsia="hu-HU"/>
-        </w:rPr>
-        <w:t>Snake</w:t>
-      </w:r>
-      <w:proofErr w:type="spellEnd"/>
-      <w:r>
-        <w:rPr>
-          <w:rFonts w:ascii="Times New Roman" w:eastAsia="Times New Roman" w:hAnsi="Times New Roman" w:cs="Times New Roman"/>
-          <w:b/>
-          <w:bCs/>
-          <w:sz w:val="24"/>
-          <w:szCs w:val="24"/>
-          <w:lang w:eastAsia="hu-HU"/>
-        </w:rPr>
-        <w:t xml:space="preserve"> játék:</w:t>
-      </w:r>
-      <w:r>
-        <w:rPr>
-          <w:rFonts w:ascii="Times New Roman" w:eastAsia="Times New Roman" w:hAnsi="Times New Roman" w:cs="Times New Roman"/>
-          <w:sz w:val="24"/>
-          <w:szCs w:val="24"/>
-          <w:lang w:eastAsia="hu-HU"/>
-        </w:rPr>
-        <w:t xml:space="preserve"> * Irányítsa a kígyót a billentyűzet segítségével, és gyűjtse össze az ételeket a pontszám növeléséhez.</w:t>
+      <w:r>
+        <w:rPr>
+          <w:rFonts w:ascii="Times New Roman" w:eastAsia="Times New Roman" w:hAnsi="Times New Roman" w:cs="Times New Roman"/>
+          <w:b/>
+          <w:bCs/>
+          <w:sz w:val="24"/>
+          <w:szCs w:val="24"/>
+          <w:lang w:eastAsia="hu-HU"/>
+        </w:rPr>
+        <w:t>Készítők:</w:t>
+      </w:r>
+      <w:r>
+        <w:rPr>
+          <w:rFonts w:ascii="Times New Roman" w:eastAsia="Times New Roman" w:hAnsi="Times New Roman" w:cs="Times New Roman"/>
+          <w:sz w:val="24"/>
+          <w:szCs w:val="24"/>
+          <w:lang w:eastAsia="hu-HU"/>
+        </w:rPr>
+        <w:t xml:space="preserve"> A speciális "Készítők" menüpont alatt megtekintheti a fejlesztőket egy animált, körpályán mozgó felületen.</w:t>
       </w:r>
     </w:p>
     <w:p>
       <w:pPr>
-        <w:numPr>
-          <w:ilvl w:val="0"/>
-          <w:numId w:val="2"/>
-        </w:numPr>
-        <w:spacing w:before="100" w:beforeAutospacing="1" w:after="100" w:afterAutospacing="1" w:line="240" w:lineRule="auto"/>
-        <w:jc w:val="both"/>
-        <w:rPr>
-          <w:rFonts w:ascii="Times New Roman" w:eastAsia="Times New Roman" w:hAnsi="Times New Roman" w:cs="Times New Roman"/>
-          <w:sz w:val="24"/>
-          <w:szCs w:val="24"/>
-          <w:lang w:eastAsia="hu-HU"/>
-        </w:rPr>
-      </w:pPr>
-      <w:r>
-        <w:rPr>
-          <w:rFonts w:ascii="Times New Roman" w:eastAsia="Times New Roman" w:hAnsi="Times New Roman" w:cs="Times New Roman"/>
-          <w:b/>
-          <w:bCs/>
-          <w:sz w:val="24"/>
-          <w:szCs w:val="24"/>
-          <w:lang w:eastAsia="hu-HU"/>
-        </w:rPr>
-        <w:t>Ranglista:</w:t>
-      </w:r>
-      <w:r>
-        <w:rPr>
-          <w:rFonts w:ascii="Times New Roman" w:eastAsia="Times New Roman" w:hAnsi="Times New Roman" w:cs="Times New Roman"/>
-          <w:sz w:val="24"/>
-          <w:szCs w:val="24"/>
-          <w:lang w:eastAsia="hu-HU"/>
-        </w:rPr>
-        <w:t xml:space="preserve"> * A kvíz végén megadhatja nevét, amely bekerül a globális Top 10-be. Az adatok a böngésző bezárása után is megmaradnak.</w:t>
-      </w:r>
-    </w:p>
-    <w:p>
-      <w:pPr>
-        <w:numPr>
-          <w:ilvl w:val="0"/>
-          <w:numId w:val="2"/>
-        </w:numPr>
-        <w:spacing w:before="100" w:beforeAutospacing="1" w:after="100" w:afterAutospacing="1" w:line="240" w:lineRule="auto"/>
-        <w:jc w:val="both"/>
-        <w:rPr>
-          <w:rFonts w:ascii="Times New Roman" w:eastAsia="Times New Roman" w:hAnsi="Times New Roman" w:cs="Times New Roman"/>
-          <w:sz w:val="24"/>
-          <w:szCs w:val="24"/>
-          <w:lang w:eastAsia="hu-HU"/>
-        </w:rPr>
-      </w:pPr>
-      <w:r>
-        <w:rPr>
-          <w:rFonts w:ascii="Times New Roman" w:eastAsia="Times New Roman" w:hAnsi="Times New Roman" w:cs="Times New Roman"/>
-          <w:b/>
-          <w:bCs/>
-          <w:sz w:val="24"/>
-          <w:szCs w:val="24"/>
-          <w:lang w:eastAsia="hu-HU"/>
-        </w:rPr>
-        <w:t>Készítők:</w:t>
-      </w:r>
-      <w:r>
-        <w:rPr>
-          <w:rFonts w:ascii="Times New Roman" w:eastAsia="Times New Roman" w:hAnsi="Times New Roman" w:cs="Times New Roman"/>
-          <w:sz w:val="24"/>
-          <w:szCs w:val="24"/>
-          <w:lang w:eastAsia="hu-HU"/>
-        </w:rPr>
-        <w:t xml:space="preserve"> * A speciális "Készítők" menüpont alatt megtekintheti a fejlesztőket egy animált, körpályán mozgó felületen.</w:t>
-      </w:r>
-    </w:p>
-    <w:p>
-      <w:pPr>
         <w:spacing w:after="0" w:line="240" w:lineRule="auto"/>
         <w:jc w:val="both"/>
         <w:rPr>
@@ -591,7 +817,7 @@
           <w:szCs w:val="24"/>
           <w:lang w:eastAsia="hu-HU"/>
         </w:rPr>
-        <w:pict>
+        <w:pict w14:anchorId="3D2175DC">
           <v:rect id="_x0000_i1025" style="width:0;height:1.5pt" o:hralign="center" o:hrstd="t" o:hr="t" fillcolor="#a0a0a0" stroked="f"/>
         </w:pict>
       </w:r>
@@ -605,18 +831,289 @@
           <w:rFonts w:ascii="Times New Roman" w:eastAsia="Times New Roman" w:hAnsi="Times New Roman" w:cs="Times New Roman"/>
           <w:b/>
           <w:bCs/>
-          <w:sz w:val="24"/>
-          <w:szCs w:val="24"/>
-          <w:lang w:eastAsia="hu-HU"/>
-        </w:rPr>
-      </w:pPr>
-      <w:r>
-        <w:rPr>
-          <w:rFonts w:ascii="Times New Roman" w:eastAsia="Times New Roman" w:hAnsi="Times New Roman" w:cs="Times New Roman"/>
-          <w:b/>
-          <w:bCs/>
-          <w:sz w:val="24"/>
-          <w:szCs w:val="24"/>
+          <w:sz w:val="32"/>
+          <w:szCs w:val="32"/>
+          <w:lang w:eastAsia="hu-HU"/>
+        </w:rPr>
+      </w:pPr>
+    </w:p>
+    <w:p>
+      <w:pPr>
+        <w:spacing w:before="100" w:beforeAutospacing="1" w:after="100" w:afterAutospacing="1" w:line="240" w:lineRule="auto"/>
+        <w:jc w:val="both"/>
+        <w:outlineLvl w:val="1"/>
+        <w:rPr>
+          <w:rFonts w:ascii="Times New Roman" w:eastAsia="Times New Roman" w:hAnsi="Times New Roman" w:cs="Times New Roman"/>
+          <w:b/>
+          <w:bCs/>
+          <w:sz w:val="32"/>
+          <w:szCs w:val="32"/>
+          <w:lang w:eastAsia="hu-HU"/>
+        </w:rPr>
+      </w:pPr>
+    </w:p>
+    <w:p>
+      <w:pPr>
+        <w:spacing w:before="100" w:beforeAutospacing="1" w:after="100" w:afterAutospacing="1" w:line="240" w:lineRule="auto"/>
+        <w:jc w:val="both"/>
+        <w:outlineLvl w:val="1"/>
+        <w:rPr>
+          <w:rFonts w:ascii="Times New Roman" w:eastAsia="Times New Roman" w:hAnsi="Times New Roman" w:cs="Times New Roman"/>
+          <w:b/>
+          <w:bCs/>
+          <w:sz w:val="32"/>
+          <w:szCs w:val="32"/>
+          <w:lang w:eastAsia="hu-HU"/>
+        </w:rPr>
+      </w:pPr>
+      <w:proofErr w:type="spellStart"/>
+      <w:r>
+        <w:rPr>
+          <w:rFonts w:ascii="Times New Roman" w:eastAsia="Times New Roman" w:hAnsi="Times New Roman" w:cs="Times New Roman"/>
+          <w:b/>
+          <w:bCs/>
+          <w:sz w:val="32"/>
+          <w:szCs w:val="32"/>
+          <w:lang w:eastAsia="hu-HU"/>
+        </w:rPr>
+        <w:lastRenderedPageBreak/>
+        <w:t>Git</w:t>
+      </w:r>
+      <w:proofErr w:type="spellEnd"/>
+      <w:r>
+        <w:rPr>
+          <w:rFonts w:ascii="Times New Roman" w:eastAsia="Times New Roman" w:hAnsi="Times New Roman" w:cs="Times New Roman"/>
+          <w:b/>
+          <w:bCs/>
+          <w:sz w:val="32"/>
+          <w:szCs w:val="32"/>
+          <w:lang w:eastAsia="hu-HU"/>
+        </w:rPr>
+        <w:t xml:space="preserve"> Verziókövetés (Kivonat)</w:t>
+      </w:r>
+    </w:p>
+    <w:p>
+      <w:pPr>
+        <w:spacing w:before="100" w:beforeAutospacing="1" w:after="100" w:afterAutospacing="1" w:line="240" w:lineRule="auto"/>
+        <w:jc w:val="both"/>
+        <w:outlineLvl w:val="1"/>
+        <w:rPr>
+          <w:rFonts w:ascii="Times New Roman" w:eastAsia="Times New Roman" w:hAnsi="Times New Roman" w:cs="Times New Roman"/>
+          <w:b/>
+          <w:bCs/>
+          <w:sz w:val="24"/>
+          <w:szCs w:val="24"/>
+          <w:lang w:eastAsia="hu-HU"/>
+        </w:rPr>
+      </w:pPr>
+      <w:proofErr w:type="spellStart"/>
+      <w:r>
+        <w:rPr>
+          <w:rFonts w:ascii="Times New Roman" w:eastAsia="Times New Roman" w:hAnsi="Times New Roman" w:cs="Times New Roman"/>
+          <w:b/>
+          <w:bCs/>
+          <w:sz w:val="24"/>
+          <w:szCs w:val="24"/>
+          <w:lang w:eastAsia="hu-HU"/>
+        </w:rPr>
+        <w:t>feat</w:t>
+      </w:r>
+      <w:proofErr w:type="spellEnd"/>
+      <w:r>
+        <w:rPr>
+          <w:rFonts w:ascii="Times New Roman" w:eastAsia="Times New Roman" w:hAnsi="Times New Roman" w:cs="Times New Roman"/>
+          <w:b/>
+          <w:bCs/>
+          <w:sz w:val="24"/>
+          <w:szCs w:val="24"/>
+          <w:lang w:eastAsia="hu-HU"/>
+        </w:rPr>
+        <w:t xml:space="preserve">: </w:t>
+      </w:r>
+      <w:hyperlink r:id="rId6" w:tooltip="Fő stílus létrehozása" w:history="1">
+        <w:r>
+          <w:rPr>
+            <w:rStyle w:val="Hiperhivatkozs"/>
+            <w:rFonts w:ascii="Times New Roman" w:eastAsia="Times New Roman" w:hAnsi="Times New Roman" w:cs="Times New Roman"/>
+            <w:b/>
+            <w:bCs/>
+            <w:sz w:val="24"/>
+            <w:szCs w:val="24"/>
+            <w:lang w:eastAsia="hu-HU"/>
+          </w:rPr>
+          <w:t>Fő stílus létrehozása</w:t>
+        </w:r>
+      </w:hyperlink>
+    </w:p>
+    <w:p>
+      <w:pPr>
+        <w:spacing w:before="100" w:beforeAutospacing="1" w:after="100" w:afterAutospacing="1" w:line="240" w:lineRule="auto"/>
+        <w:jc w:val="both"/>
+        <w:outlineLvl w:val="1"/>
+        <w:rPr>
+          <w:rFonts w:ascii="Times New Roman" w:eastAsia="Times New Roman" w:hAnsi="Times New Roman" w:cs="Times New Roman"/>
+          <w:b/>
+          <w:bCs/>
+          <w:sz w:val="24"/>
+          <w:szCs w:val="24"/>
+          <w:lang w:eastAsia="hu-HU"/>
+        </w:rPr>
+      </w:pPr>
+      <w:proofErr w:type="spellStart"/>
+      <w:r>
+        <w:rPr>
+          <w:rFonts w:ascii="Times New Roman" w:eastAsia="Times New Roman" w:hAnsi="Times New Roman" w:cs="Times New Roman"/>
+          <w:b/>
+          <w:bCs/>
+          <w:sz w:val="24"/>
+          <w:szCs w:val="24"/>
+          <w:lang w:eastAsia="hu-HU"/>
+        </w:rPr>
+        <w:t>feat</w:t>
+      </w:r>
+      <w:proofErr w:type="spellEnd"/>
+      <w:r>
+        <w:rPr>
+          <w:rFonts w:ascii="Times New Roman" w:eastAsia="Times New Roman" w:hAnsi="Times New Roman" w:cs="Times New Roman"/>
+          <w:b/>
+          <w:bCs/>
+          <w:sz w:val="24"/>
+          <w:szCs w:val="24"/>
+          <w:lang w:eastAsia="hu-HU"/>
+        </w:rPr>
+        <w:t xml:space="preserve">: </w:t>
+      </w:r>
+      <w:hyperlink r:id="rId7" w:tooltip="Készítők lap, ranglista, és jobb mozgás" w:history="1">
+        <w:r>
+          <w:rPr>
+            <w:rStyle w:val="Hiperhivatkozs"/>
+            <w:rFonts w:ascii="Times New Roman" w:eastAsia="Times New Roman" w:hAnsi="Times New Roman" w:cs="Times New Roman"/>
+            <w:b/>
+            <w:bCs/>
+            <w:sz w:val="24"/>
+            <w:szCs w:val="24"/>
+            <w:lang w:eastAsia="hu-HU"/>
+          </w:rPr>
+          <w:t>Készítők lap, ranglista, és jobb mozgás</w:t>
+        </w:r>
+      </w:hyperlink>
+    </w:p>
+    <w:p>
+      <w:pPr>
+        <w:spacing w:before="100" w:beforeAutospacing="1" w:after="100" w:afterAutospacing="1" w:line="240" w:lineRule="auto"/>
+        <w:jc w:val="both"/>
+        <w:outlineLvl w:val="1"/>
+        <w:rPr>
+          <w:rFonts w:ascii="Times New Roman" w:eastAsia="Times New Roman" w:hAnsi="Times New Roman" w:cs="Times New Roman"/>
+          <w:b/>
+          <w:bCs/>
+          <w:sz w:val="24"/>
+          <w:szCs w:val="24"/>
+          <w:lang w:eastAsia="hu-HU"/>
+        </w:rPr>
+      </w:pPr>
+      <w:r>
+        <w:rPr>
+          <w:rFonts w:ascii="Times New Roman" w:eastAsia="Times New Roman" w:hAnsi="Times New Roman" w:cs="Times New Roman"/>
+          <w:b/>
+          <w:bCs/>
+          <w:sz w:val="24"/>
+          <w:szCs w:val="24"/>
+          <w:lang w:eastAsia="hu-HU"/>
+        </w:rPr>
+        <w:t xml:space="preserve">fix: </w:t>
+      </w:r>
+      <w:hyperlink r:id="rId8" w:tooltip="Ez lemaradt :)" w:history="1">
+        <w:r>
+          <w:rPr>
+            <w:rStyle w:val="Hiperhivatkozs"/>
+            <w:rFonts w:ascii="Times New Roman" w:eastAsia="Times New Roman" w:hAnsi="Times New Roman" w:cs="Times New Roman"/>
+            <w:b/>
+            <w:bCs/>
+            <w:sz w:val="24"/>
+            <w:szCs w:val="24"/>
+            <w:lang w:eastAsia="hu-HU"/>
+          </w:rPr>
+          <w:t>Ez lemaradt :)</w:t>
+        </w:r>
+      </w:hyperlink>
+    </w:p>
+    <w:p>
+      <w:pPr>
+        <w:spacing w:before="100" w:beforeAutospacing="1" w:after="100" w:afterAutospacing="1" w:line="240" w:lineRule="auto"/>
+        <w:jc w:val="both"/>
+        <w:outlineLvl w:val="1"/>
+        <w:rPr>
+          <w:rFonts w:ascii="Times New Roman" w:eastAsia="Times New Roman" w:hAnsi="Times New Roman" w:cs="Times New Roman"/>
+          <w:b/>
+          <w:bCs/>
+          <w:sz w:val="24"/>
+          <w:szCs w:val="24"/>
+          <w:lang w:eastAsia="hu-HU"/>
+        </w:rPr>
+      </w:pPr>
+      <w:proofErr w:type="spellStart"/>
+      <w:r>
+        <w:rPr>
+          <w:rFonts w:ascii="Times New Roman" w:eastAsia="Times New Roman" w:hAnsi="Times New Roman" w:cs="Times New Roman"/>
+          <w:b/>
+          <w:bCs/>
+          <w:sz w:val="24"/>
+          <w:szCs w:val="24"/>
+          <w:lang w:eastAsia="hu-HU"/>
+        </w:rPr>
+        <w:t>docs</w:t>
+      </w:r>
+      <w:proofErr w:type="spellEnd"/>
+      <w:r>
+        <w:rPr>
+          <w:rFonts w:ascii="Times New Roman" w:eastAsia="Times New Roman" w:hAnsi="Times New Roman" w:cs="Times New Roman"/>
+          <w:b/>
+          <w:bCs/>
+          <w:sz w:val="24"/>
+          <w:szCs w:val="24"/>
+          <w:lang w:eastAsia="hu-HU"/>
+        </w:rPr>
+        <w:t xml:space="preserve">: </w:t>
+      </w:r>
+      <w:hyperlink r:id="rId9" w:tooltip="Dokumentácií" w:history="1">
+        <w:proofErr w:type="spellStart"/>
+        <w:r>
+          <w:rPr>
+            <w:rStyle w:val="Hiperhivatkozs"/>
+            <w:rFonts w:ascii="Times New Roman" w:eastAsia="Times New Roman" w:hAnsi="Times New Roman" w:cs="Times New Roman"/>
+            <w:b/>
+            <w:bCs/>
+            <w:sz w:val="24"/>
+            <w:szCs w:val="24"/>
+            <w:lang w:eastAsia="hu-HU"/>
+          </w:rPr>
+          <w:t>Dokumentácií</w:t>
+        </w:r>
+        <w:proofErr w:type="spellEnd"/>
+      </w:hyperlink>
+    </w:p>
+    <w:p>
+      <w:pPr>
+        <w:spacing w:before="100" w:beforeAutospacing="1" w:after="100" w:afterAutospacing="1" w:line="240" w:lineRule="auto"/>
+        <w:jc w:val="both"/>
+        <w:outlineLvl w:val="1"/>
+        <w:rPr>
+          <w:rFonts w:ascii="Times New Roman" w:eastAsia="Times New Roman" w:hAnsi="Times New Roman" w:cs="Times New Roman"/>
+          <w:b/>
+          <w:bCs/>
+          <w:sz w:val="32"/>
+          <w:szCs w:val="32"/>
+          <w:lang w:eastAsia="hu-HU"/>
+        </w:rPr>
+      </w:pPr>
+      <w:r>
+        <w:rPr>
+          <w:rFonts w:ascii="Times New Roman" w:eastAsia="Times New Roman" w:hAnsi="Times New Roman" w:cs="Times New Roman"/>
+          <w:b/>
+          <w:bCs/>
+          <w:sz w:val="32"/>
+          <w:szCs w:val="32"/>
           <w:lang w:eastAsia="hu-HU"/>
         </w:rPr>
         <w:t>Fejlesztői dokumentáció</w:t>
@@ -1094,7 +1591,6 @@
           <w:szCs w:val="24"/>
           <w:lang w:eastAsia="hu-HU"/>
         </w:rPr>
-        <w:lastRenderedPageBreak/>
         <w:t>Főbb függvények</w:t>
       </w:r>
     </w:p>
@@ -1480,19 +1976,8 @@
           <w:szCs w:val="24"/>
           <w:lang w:eastAsia="hu-HU"/>
         </w:rPr>
-        <w:t>@</w:t>
-      </w:r>
-      <w:proofErr w:type="spellStart"/>
-      <w:r>
-        <w:rPr>
-          <w:rFonts w:ascii="Courier New" w:eastAsia="Times New Roman" w:hAnsi="Courier New" w:cs="Courier New"/>
-          <w:sz w:val="24"/>
-          <w:szCs w:val="24"/>
-          <w:lang w:eastAsia="hu-HU"/>
-        </w:rPr>
-        <w:t>keyframes</w:t>
-      </w:r>
-      <w:proofErr w:type="spellEnd"/>
+        <w:t>@keyframes</w:t>
+      </w:r>
       <w:r>
         <w:rPr>
           <w:rFonts w:ascii="Times New Roman" w:eastAsia="Times New Roman" w:hAnsi="Times New Roman" w:cs="Times New Roman"/>
@@ -1599,7 +2084,8 @@
     </w:p>
     <w:p>
       <w:pPr>
-        <w:spacing w:after="0" w:line="240" w:lineRule="auto"/>
+        <w:spacing w:before="100" w:beforeAutospacing="1" w:after="100" w:afterAutospacing="1" w:line="240" w:lineRule="auto"/>
+        <w:ind w:left="720"/>
         <w:jc w:val="both"/>
         <w:rPr>
           <w:rFonts w:ascii="Times New Roman" w:eastAsia="Times New Roman" w:hAnsi="Times New Roman" w:cs="Times New Roman"/>
@@ -1608,17 +2094,6 @@
           <w:lang w:eastAsia="hu-HU"/>
         </w:rPr>
       </w:pPr>
-      <w:r>
-        <w:rPr>
-          <w:rFonts w:ascii="Times New Roman" w:eastAsia="Times New Roman" w:hAnsi="Times New Roman" w:cs="Times New Roman"/>
-          <w:sz w:val="24"/>
-          <w:szCs w:val="24"/>
-          <w:lang w:eastAsia="hu-HU"/>
-        </w:rPr>
-        <w:pict>
-          <v:rect id="_x0000_i1026" style="width:0;height:1.5pt" o:hralign="center" o:hrstd="t" o:hr="t" fillcolor="#a0a0a0" stroked="f"/>
-        </w:pict>
-      </w:r>
     </w:p>
     <w:p>
       <w:pPr>
@@ -1629,26 +2104,27 @@
           <w:rFonts w:ascii="Times New Roman" w:eastAsia="Times New Roman" w:hAnsi="Times New Roman" w:cs="Times New Roman"/>
           <w:b/>
           <w:bCs/>
-          <w:sz w:val="24"/>
-          <w:szCs w:val="24"/>
-          <w:lang w:eastAsia="hu-HU"/>
-        </w:rPr>
-      </w:pPr>
-      <w:r>
-        <w:rPr>
-          <w:rFonts w:ascii="Times New Roman" w:eastAsia="Times New Roman" w:hAnsi="Times New Roman" w:cs="Times New Roman"/>
-          <w:b/>
-          <w:bCs/>
-          <w:sz w:val="24"/>
-          <w:szCs w:val="24"/>
-          <w:lang w:eastAsia="hu-HU"/>
-        </w:rPr>
+          <w:sz w:val="32"/>
+          <w:szCs w:val="32"/>
+          <w:lang w:eastAsia="hu-HU"/>
+        </w:rPr>
+      </w:pPr>
+      <w:r>
+        <w:rPr>
+          <w:rFonts w:ascii="Times New Roman" w:eastAsia="Times New Roman" w:hAnsi="Times New Roman" w:cs="Times New Roman"/>
+          <w:b/>
+          <w:bCs/>
+          <w:sz w:val="32"/>
+          <w:szCs w:val="32"/>
+          <w:lang w:eastAsia="hu-HU"/>
+        </w:rPr>
+        <w:lastRenderedPageBreak/>
         <w:t>Tesztelési jegyzőkönyv</w:t>
       </w:r>
     </w:p>
     <w:tbl>
       <w:tblPr>
-        <w:tblW w:w="0" w:type="auto"/>
+        <w:tblW w:w="9206" w:type="dxa"/>
         <w:tblCellSpacing w:w="15" w:type="dxa"/>
         <w:tblCellMar>
           <w:top w:w="15" w:type="dxa"/>
@@ -1659,12 +2135,12 @@
         <w:tblLook w:val="04A0" w:firstRow="1" w:lastRow="0" w:firstColumn="1" w:lastColumn="0" w:noHBand="0" w:noVBand="1"/>
       </w:tblPr>
       <w:tblGrid>
-        <w:gridCol w:w="1122"/>
-        <w:gridCol w:w="1661"/>
-        <w:gridCol w:w="1682"/>
-        <w:gridCol w:w="1819"/>
-        <w:gridCol w:w="1600"/>
-        <w:gridCol w:w="1172"/>
+        <w:gridCol w:w="1117"/>
+        <w:gridCol w:w="1639"/>
+        <w:gridCol w:w="1786"/>
+        <w:gridCol w:w="1771"/>
+        <w:gridCol w:w="1571"/>
+        <w:gridCol w:w="1322"/>
       </w:tblGrid>
       <w:tr>
         <w:trPr>
@@ -1853,7 +2329,7 @@
         </w:tc>
         <w:tc>
           <w:tcPr>
-            <w:tcW w:w="0" w:type="auto"/>
+            <w:tcW w:w="1277" w:type="dxa"/>
             <w:tcBorders>
               <w:top w:val="single" w:sz="6" w:space="0" w:color="auto"/>
               <w:left w:val="single" w:sz="6" w:space="0" w:color="auto"/>
@@ -2066,7 +2542,7 @@
         </w:tc>
         <w:tc>
           <w:tcPr>
-            <w:tcW w:w="0" w:type="auto"/>
+            <w:tcW w:w="1277" w:type="dxa"/>
             <w:tcBorders>
               <w:top w:val="single" w:sz="6" w:space="0" w:color="auto"/>
               <w:left w:val="single" w:sz="6" w:space="0" w:color="auto"/>
@@ -2243,7 +2719,7 @@
         </w:tc>
         <w:tc>
           <w:tcPr>
-            <w:tcW w:w="0" w:type="auto"/>
+            <w:tcW w:w="1277" w:type="dxa"/>
             <w:tcBorders>
               <w:top w:val="single" w:sz="6" w:space="0" w:color="auto"/>
               <w:left w:val="single" w:sz="6" w:space="0" w:color="auto"/>
@@ -2478,7 +2954,7 @@
         </w:tc>
         <w:tc>
           <w:tcPr>
-            <w:tcW w:w="0" w:type="auto"/>
+            <w:tcW w:w="1277" w:type="dxa"/>
             <w:tcBorders>
               <w:top w:val="single" w:sz="6" w:space="0" w:color="auto"/>
               <w:left w:val="single" w:sz="6" w:space="0" w:color="auto"/>
@@ -2513,6 +2989,255 @@
           </w:p>
         </w:tc>
       </w:tr>
+      <w:tr>
+        <w:trPr>
+          <w:tblCellSpacing w:w="15" w:type="dxa"/>
+        </w:trPr>
+        <w:tc>
+          <w:tcPr>
+            <w:tcW w:w="0" w:type="auto"/>
+            <w:tcBorders>
+              <w:top w:val="single" w:sz="6" w:space="0" w:color="auto"/>
+              <w:left w:val="single" w:sz="6" w:space="0" w:color="auto"/>
+              <w:bottom w:val="single" w:sz="6" w:space="0" w:color="auto"/>
+              <w:right w:val="single" w:sz="6" w:space="0" w:color="auto"/>
+            </w:tcBorders>
+            <w:vAlign w:val="center"/>
+          </w:tcPr>
+          <w:p>
+            <w:pPr>
+              <w:spacing w:after="480" w:line="240" w:lineRule="auto"/>
+              <w:jc w:val="both"/>
+              <w:rPr>
+                <w:rFonts w:ascii="Times New Roman" w:eastAsia="Times New Roman" w:hAnsi="Times New Roman" w:cs="Times New Roman"/>
+                <w:b/>
+                <w:bCs/>
+                <w:sz w:val="24"/>
+                <w:szCs w:val="24"/>
+                <w:lang w:eastAsia="hu-HU"/>
+              </w:rPr>
+            </w:pPr>
+            <w:r>
+              <w:rPr>
+                <w:rFonts w:ascii="Times New Roman" w:eastAsia="Times New Roman" w:hAnsi="Times New Roman" w:cs="Times New Roman"/>
+                <w:b/>
+                <w:bCs/>
+                <w:sz w:val="24"/>
+                <w:szCs w:val="24"/>
+                <w:lang w:eastAsia="hu-HU"/>
+              </w:rPr>
+              <w:t>TC-04</w:t>
+            </w:r>
+          </w:p>
+        </w:tc>
+        <w:tc>
+          <w:tcPr>
+            <w:tcW w:w="0" w:type="auto"/>
+            <w:tcBorders>
+              <w:top w:val="single" w:sz="6" w:space="0" w:color="auto"/>
+              <w:left w:val="single" w:sz="6" w:space="0" w:color="auto"/>
+              <w:bottom w:val="single" w:sz="6" w:space="0" w:color="auto"/>
+              <w:right w:val="single" w:sz="6" w:space="0" w:color="auto"/>
+            </w:tcBorders>
+            <w:vAlign w:val="center"/>
+          </w:tcPr>
+          <w:p>
+            <w:pPr>
+              <w:spacing w:after="480" w:line="240" w:lineRule="auto"/>
+              <w:jc w:val="both"/>
+              <w:rPr>
+                <w:rFonts w:ascii="Times New Roman" w:eastAsia="Times New Roman" w:hAnsi="Times New Roman" w:cs="Times New Roman"/>
+                <w:sz w:val="24"/>
+                <w:szCs w:val="24"/>
+                <w:lang w:eastAsia="hu-HU"/>
+              </w:rPr>
+            </w:pPr>
+            <w:r>
+              <w:rPr>
+                <w:rFonts w:ascii="Times New Roman" w:eastAsia="Times New Roman" w:hAnsi="Times New Roman" w:cs="Times New Roman"/>
+                <w:sz w:val="24"/>
+                <w:szCs w:val="24"/>
+                <w:lang w:eastAsia="hu-HU"/>
+              </w:rPr>
+              <w:t xml:space="preserve">GitHub </w:t>
+            </w:r>
+            <w:proofErr w:type="spellStart"/>
+            <w:r>
+              <w:rPr>
+                <w:rFonts w:ascii="Times New Roman" w:eastAsia="Times New Roman" w:hAnsi="Times New Roman" w:cs="Times New Roman"/>
+                <w:sz w:val="24"/>
+                <w:szCs w:val="24"/>
+                <w:lang w:eastAsia="hu-HU"/>
+              </w:rPr>
+              <w:t>Pages</w:t>
+            </w:r>
+            <w:proofErr w:type="spellEnd"/>
+            <w:r>
+              <w:rPr>
+                <w:rFonts w:ascii="Times New Roman" w:eastAsia="Times New Roman" w:hAnsi="Times New Roman" w:cs="Times New Roman"/>
+                <w:sz w:val="24"/>
+                <w:szCs w:val="24"/>
+                <w:lang w:eastAsia="hu-HU"/>
+              </w:rPr>
+              <w:t xml:space="preserve"> </w:t>
+            </w:r>
+            <w:r>
+              <w:rPr>
+                <w:rFonts w:ascii="Times New Roman" w:eastAsia="Times New Roman" w:hAnsi="Times New Roman" w:cs="Times New Roman"/>
+                <w:sz w:val="24"/>
+                <w:szCs w:val="24"/>
+                <w:lang w:eastAsia="hu-HU"/>
+              </w:rPr>
+              <w:t>betöltés</w:t>
+            </w:r>
+          </w:p>
+        </w:tc>
+        <w:tc>
+          <w:tcPr>
+            <w:tcW w:w="0" w:type="auto"/>
+            <w:tcBorders>
+              <w:top w:val="single" w:sz="6" w:space="0" w:color="auto"/>
+              <w:left w:val="single" w:sz="6" w:space="0" w:color="auto"/>
+              <w:bottom w:val="single" w:sz="6" w:space="0" w:color="auto"/>
+              <w:right w:val="single" w:sz="6" w:space="0" w:color="auto"/>
+            </w:tcBorders>
+            <w:vAlign w:val="center"/>
+          </w:tcPr>
+          <w:p>
+            <w:pPr>
+              <w:spacing w:after="480" w:line="240" w:lineRule="auto"/>
+              <w:jc w:val="both"/>
+              <w:rPr>
+                <w:rFonts w:ascii="Times New Roman" w:eastAsia="Times New Roman" w:hAnsi="Times New Roman" w:cs="Times New Roman"/>
+                <w:sz w:val="24"/>
+                <w:szCs w:val="24"/>
+                <w:lang w:eastAsia="hu-HU"/>
+              </w:rPr>
+            </w:pPr>
+            <w:r>
+              <w:rPr>
+                <w:rFonts w:ascii="Times New Roman" w:eastAsia="Times New Roman" w:hAnsi="Times New Roman" w:cs="Times New Roman"/>
+                <w:sz w:val="24"/>
+                <w:szCs w:val="24"/>
+                <w:lang w:eastAsia="hu-HU"/>
+              </w:rPr>
+              <w:t>URL megnyitása</w:t>
+            </w:r>
+          </w:p>
+        </w:tc>
+        <w:tc>
+          <w:tcPr>
+            <w:tcW w:w="0" w:type="auto"/>
+            <w:tcBorders>
+              <w:top w:val="single" w:sz="6" w:space="0" w:color="auto"/>
+              <w:left w:val="single" w:sz="6" w:space="0" w:color="auto"/>
+              <w:bottom w:val="single" w:sz="6" w:space="0" w:color="auto"/>
+              <w:right w:val="single" w:sz="6" w:space="0" w:color="auto"/>
+            </w:tcBorders>
+            <w:vAlign w:val="center"/>
+          </w:tcPr>
+          <w:p>
+            <w:pPr>
+              <w:spacing w:after="480" w:line="240" w:lineRule="auto"/>
+              <w:jc w:val="both"/>
+              <w:rPr>
+                <w:rFonts w:ascii="Times New Roman" w:eastAsia="Times New Roman" w:hAnsi="Times New Roman" w:cs="Times New Roman"/>
+                <w:sz w:val="24"/>
+                <w:szCs w:val="24"/>
+                <w:lang w:eastAsia="hu-HU"/>
+              </w:rPr>
+            </w:pPr>
+            <w:r>
+              <w:rPr>
+                <w:rFonts w:ascii="Times New Roman" w:eastAsia="Times New Roman" w:hAnsi="Times New Roman" w:cs="Times New Roman"/>
+                <w:sz w:val="24"/>
+                <w:szCs w:val="24"/>
+                <w:lang w:eastAsia="hu-HU"/>
+              </w:rPr>
+              <w:t>Minden JS és CSS</w:t>
+            </w:r>
+            <w:r>
+              <w:rPr>
+                <w:rFonts w:ascii="Times New Roman" w:eastAsia="Times New Roman" w:hAnsi="Times New Roman" w:cs="Times New Roman"/>
+                <w:sz w:val="24"/>
+                <w:szCs w:val="24"/>
+                <w:lang w:eastAsia="hu-HU"/>
+              </w:rPr>
+              <w:t xml:space="preserve"> </w:t>
+            </w:r>
+            <w:r>
+              <w:rPr>
+                <w:rFonts w:ascii="Times New Roman" w:eastAsia="Times New Roman" w:hAnsi="Times New Roman" w:cs="Times New Roman"/>
+                <w:sz w:val="24"/>
+                <w:szCs w:val="24"/>
+                <w:lang w:eastAsia="hu-HU"/>
+              </w:rPr>
+              <w:t>hiba nélkül betölt</w:t>
+            </w:r>
+          </w:p>
+        </w:tc>
+        <w:tc>
+          <w:tcPr>
+            <w:tcW w:w="0" w:type="auto"/>
+            <w:tcBorders>
+              <w:top w:val="single" w:sz="6" w:space="0" w:color="auto"/>
+              <w:left w:val="single" w:sz="6" w:space="0" w:color="auto"/>
+              <w:bottom w:val="single" w:sz="6" w:space="0" w:color="auto"/>
+              <w:right w:val="single" w:sz="6" w:space="0" w:color="auto"/>
+            </w:tcBorders>
+            <w:vAlign w:val="center"/>
+          </w:tcPr>
+          <w:p>
+            <w:pPr>
+              <w:spacing w:after="480" w:line="240" w:lineRule="auto"/>
+              <w:jc w:val="both"/>
+              <w:rPr>
+                <w:rFonts w:ascii="Times New Roman" w:eastAsia="Times New Roman" w:hAnsi="Times New Roman" w:cs="Times New Roman"/>
+                <w:sz w:val="24"/>
+                <w:szCs w:val="24"/>
+                <w:lang w:eastAsia="hu-HU"/>
+              </w:rPr>
+            </w:pPr>
+          </w:p>
+        </w:tc>
+        <w:tc>
+          <w:tcPr>
+            <w:tcW w:w="1277" w:type="dxa"/>
+            <w:tcBorders>
+              <w:top w:val="single" w:sz="6" w:space="0" w:color="auto"/>
+              <w:left w:val="single" w:sz="6" w:space="0" w:color="auto"/>
+              <w:bottom w:val="single" w:sz="6" w:space="0" w:color="auto"/>
+              <w:right w:val="single" w:sz="6" w:space="0" w:color="auto"/>
+            </w:tcBorders>
+            <w:vAlign w:val="center"/>
+          </w:tcPr>
+          <w:p>
+            <w:pPr>
+              <w:spacing w:after="480" w:line="240" w:lineRule="auto"/>
+              <w:jc w:val="both"/>
+              <w:rPr>
+                <w:rFonts w:ascii="Times New Roman" w:eastAsia="Times New Roman" w:hAnsi="Times New Roman" w:cs="Times New Roman"/>
+                <w:b/>
+                <w:bCs/>
+                <w:sz w:val="24"/>
+                <w:szCs w:val="24"/>
+                <w:lang w:eastAsia="hu-HU"/>
+              </w:rPr>
+            </w:pPr>
+            <w:r>
+              <w:rPr>
+                <w:rFonts w:ascii="Times New Roman" w:eastAsia="Times New Roman" w:hAnsi="Times New Roman" w:cs="Times New Roman"/>
+                <w:b/>
+                <w:bCs/>
+                <w:sz w:val="24"/>
+                <w:szCs w:val="24"/>
+                <w:lang w:eastAsia="hu-HU"/>
+              </w:rPr>
+              <w:t>SIKERES</w:t>
+            </w:r>
+          </w:p>
+        </w:tc>
+      </w:tr>
     </w:tbl>
     <w:p>
       <w:pPr>
@@ -2532,8 +3257,8 @@
           <w:szCs w:val="24"/>
           <w:lang w:eastAsia="hu-HU"/>
         </w:rPr>
-        <w:pict>
-          <v:rect id="_x0000_i1051" style="width:429.1pt;height:21.85pt;flip:y" o:hrpct="946" o:hralign="center" o:hrstd="t" o:hr="t" fillcolor="#a0a0a0" stroked="f"/>
+        <w:pict w14:anchorId="42C8F38D">
+          <v:rect id="_x0000_i1027" style="width:429.1pt;height:21.85pt;flip:y" o:hrpct="946" o:hralign="center" o:hrstd="t" o:hr="t" fillcolor="#a0a0a0" stroked="f"/>
         </w:pict>
       </w:r>
     </w:p>
@@ -2561,18 +3286,18 @@
           <w:rFonts w:ascii="Times New Roman" w:eastAsia="Times New Roman" w:hAnsi="Times New Roman" w:cs="Times New Roman"/>
           <w:b/>
           <w:bCs/>
-          <w:sz w:val="24"/>
-          <w:szCs w:val="24"/>
-          <w:lang w:eastAsia="hu-HU"/>
-        </w:rPr>
-      </w:pPr>
-      <w:r>
-        <w:rPr>
-          <w:rFonts w:ascii="Times New Roman" w:eastAsia="Times New Roman" w:hAnsi="Times New Roman" w:cs="Times New Roman"/>
-          <w:b/>
-          <w:bCs/>
-          <w:sz w:val="24"/>
-          <w:szCs w:val="24"/>
+          <w:sz w:val="32"/>
+          <w:szCs w:val="32"/>
+          <w:lang w:eastAsia="hu-HU"/>
+        </w:rPr>
+      </w:pPr>
+      <w:r>
+        <w:rPr>
+          <w:rFonts w:ascii="Times New Roman" w:eastAsia="Times New Roman" w:hAnsi="Times New Roman" w:cs="Times New Roman"/>
+          <w:b/>
+          <w:bCs/>
+          <w:sz w:val="32"/>
+          <w:szCs w:val="32"/>
           <w:lang w:eastAsia="hu-HU"/>
         </w:rPr>
         <w:t>UI Terv (Drótváz)</w:t>
@@ -2603,10 +3328,10 @@
       </w:pPr>
       <w:r>
         <w:rPr>
-          <w:sz w:val="24"/>
-          <w:szCs w:val="24"/>
-        </w:rPr>
-        <w:lastRenderedPageBreak/>
+          <w:noProof/>
+          <w:sz w:val="24"/>
+          <w:szCs w:val="24"/>
+        </w:rPr>
         <w:drawing>
           <wp:inline distT="0" distB="0" distL="0" distR="0" wp14:anchorId="0C5553A1" wp14:editId="1BD65994">
             <wp:extent cx="5760720" cy="2849880"/>
@@ -2623,7 +3348,7 @@
                     <pic:cNvPicPr/>
                   </pic:nvPicPr>
                   <pic:blipFill>
-                    <a:blip r:embed="rId5"/>
+                    <a:blip r:embed="rId10"/>
                     <a:stretch>
                       <a:fillRect/>
                     </a:stretch>
@@ -2654,9 +3379,11 @@
       </w:pPr>
       <w:r>
         <w:rPr>
-          <w:sz w:val="24"/>
-          <w:szCs w:val="24"/>
-        </w:rPr>
+          <w:noProof/>
+          <w:sz w:val="24"/>
+          <w:szCs w:val="24"/>
+        </w:rPr>
+        <w:lastRenderedPageBreak/>
         <w:drawing>
           <wp:inline distT="0" distB="0" distL="0" distR="0" wp14:anchorId="16A48F21" wp14:editId="580108A7">
             <wp:extent cx="5760720" cy="2874010"/>
@@ -2673,7 +3400,7 @@
                     <pic:cNvPicPr/>
                   </pic:nvPicPr>
                   <pic:blipFill>
-                    <a:blip r:embed="rId6"/>
+                    <a:blip r:embed="rId11"/>
                     <a:stretch>
                       <a:fillRect/>
                     </a:stretch>
@@ -2693,8 +3420,6 @@
           </wp:inline>
         </w:drawing>
       </w:r>
-      <w:bookmarkStart w:id="0" w:name="_GoBack"/>
-      <w:bookmarkEnd w:id="0"/>
     </w:p>
     <w:p>
       <w:pPr>
@@ -2706,6 +3431,7 @@
       </w:pPr>
       <w:r>
         <w:rPr>
+          <w:noProof/>
           <w:sz w:val="24"/>
           <w:szCs w:val="24"/>
         </w:rPr>
@@ -2725,7 +3451,7 @@
                     <pic:cNvPicPr/>
                   </pic:nvPicPr>
                   <pic:blipFill>
-                    <a:blip r:embed="rId7"/>
+                    <a:blip r:embed="rId12"/>
                     <a:stretch>
                       <a:fillRect/>
                     </a:stretch>
@@ -2757,7 +3483,7 @@
 </file>
 
 <file path=word/numbering.xml><?xml version="1.0" encoding="utf-8"?>
-<w:numbering xmlns:wpc="http://schemas.microsoft.com/office/word/2010/wordprocessingCanvas" xmlns:cx="http://schemas.microsoft.com/office/drawing/2014/chartex" xmlns:cx1="http://schemas.microsoft.com/office/drawing/2015/9/8/chartex" xmlns:cx2="http://schemas.microsoft.com/office/drawing/2015/10/21/chartex" xmlns:cx3="http://schemas.microsoft.com/office/drawing/2016/5/9/chartex" xmlns:cx4="http://schemas.microsoft.com/office/drawing/2016/5/10/chartex" xmlns:cx5="http://schemas.microsoft.com/office/drawing/2016/5/11/chartex" xmlns:cx6="http://schemas.microsoft.com/office/drawing/2016/5/12/chartex" xmlns:cx7="http://schemas.microsoft.com/office/drawing/2016/5/13/chartex" xmlns:cx8="http://schemas.microsoft.com/office/drawing/2016/5/14/chartex" xmlns:mc="http://schemas.openxmlformats.org/markup-compatibility/2006" xmlns:aink="http://schemas.microsoft.com/office/drawing/2016/ink" xmlns:am3d="http://schemas.microsoft.com/office/drawing/2017/model3d" xmlns:o="urn:schemas-microsoft-com:office:office" xmlns:r="http://schemas.openxmlformats.org/officeDocument/2006/relationships" xmlns:m="http://schemas.openxmlformats.org/officeDocument/2006/math" xmlns:v="urn:schemas-microsoft-com:vml" xmlns:wp14="http://schemas.microsoft.com/office/word/2010/wordprocessingDrawing" xmlns:wp="http://schemas.openxmlformats.org/drawingml/2006/wordprocessingDrawing" xmlns:w10="urn:schemas-microsoft-com:office:word" xmlns:w="http://schemas.openxmlformats.org/wordprocessingml/2006/main" xmlns:w14="http://schemas.microsoft.com/office/word/2010/wordml" xmlns:w15="http://schemas.microsoft.com/office/word/2012/wordml" xmlns:w16cid="http://schemas.microsoft.com/office/word/2016/wordml/cid" xmlns:w16se="http://schemas.microsoft.com/office/word/2015/wordml/symex" xmlns:wpg="http://schemas.microsoft.com/office/word/2010/wordprocessingGroup" xmlns:wpi="http://schemas.microsoft.com/office/word/2010/wordprocessingInk" xmlns:wne="http://schemas.microsoft.com/office/word/2006/wordml" xmlns:wps="http://schemas.microsoft.com/office/word/2010/wordprocessingShape" mc:Ignorable="w14 w15 w16se w16cid wp14">
+<w:numbering xmlns:wpc="http://schemas.microsoft.com/office/word/2010/wordprocessingCanvas" xmlns:cx="http://schemas.microsoft.com/office/drawing/2014/chartex" xmlns:cx1="http://schemas.microsoft.com/office/drawing/2015/9/8/chartex" xmlns:cx2="http://schemas.microsoft.com/office/drawing/2015/10/21/chartex" xmlns:cx3="http://schemas.microsoft.com/office/drawing/2016/5/9/chartex" xmlns:cx4="http://schemas.microsoft.com/office/drawing/2016/5/10/chartex" xmlns:cx5="http://schemas.microsoft.com/office/drawing/2016/5/11/chartex" xmlns:cx6="http://schemas.microsoft.com/office/drawing/2016/5/12/chartex" xmlns:cx7="http://schemas.microsoft.com/office/drawing/2016/5/13/chartex" xmlns:cx8="http://schemas.microsoft.com/office/drawing/2016/5/14/chartex" xmlns:mc="http://schemas.openxmlformats.org/markup-compatibility/2006" xmlns:aink="http://schemas.microsoft.com/office/drawing/2016/ink" xmlns:am3d="http://schemas.microsoft.com/office/drawing/2017/model3d" xmlns:o="urn:schemas-microsoft-com:office:office" xmlns:oel="http://schemas.microsoft.com/office/2019/extlst" xmlns:r="http://schemas.openxmlformats.org/officeDocument/2006/relationships" xmlns:m="http://schemas.openxmlformats.org/officeDocument/2006/math" xmlns:v="urn:schemas-microsoft-com:vml" xmlns:wp14="http://schemas.microsoft.com/office/word/2010/wordprocessingDrawing" xmlns:wp="http://schemas.openxmlformats.org/drawingml/2006/wordprocessingDrawing" xmlns:w10="urn:schemas-microsoft-com:office:word" xmlns:w="http://schemas.openxmlformats.org/wordprocessingml/2006/main" xmlns:w14="http://schemas.microsoft.com/office/word/2010/wordml" xmlns:w15="http://schemas.microsoft.com/office/word/2012/wordml" xmlns:w16cex="http://schemas.microsoft.com/office/word/2018/wordml/cex" xmlns:w16cid="http://schemas.microsoft.com/office/word/2016/wordml/cid" xmlns:w16="http://schemas.microsoft.com/office/word/2018/wordml" xmlns:w16du="http://schemas.microsoft.com/office/word/2023/wordml/word16du" xmlns:w16sdtdh="http://schemas.microsoft.com/office/word/2020/wordml/sdtdatahash" xmlns:w16sdtfl="http://schemas.microsoft.com/office/word/2024/wordml/sdtformatlock" xmlns:w16se="http://schemas.microsoft.com/office/word/2015/wordml/symex" xmlns:wpg="http://schemas.microsoft.com/office/word/2010/wordprocessingGroup" xmlns:wpi="http://schemas.microsoft.com/office/word/2010/wordprocessingInk" xmlns:wne="http://schemas.microsoft.com/office/word/2006/wordml" xmlns:wps="http://schemas.microsoft.com/office/word/2010/wordprocessingShape" mc:Ignorable="w14 w15 w16se w16cid w16 w16cex w16sdtdh w16sdtfl w16du wp14">
   <w:abstractNum w:abstractNumId="0" w15:restartNumberingAfterBreak="0">
     <w:nsid w:val="01A66FBC"/>
     <w:multiLevelType w:val="multilevel"/>
@@ -2908,6 +3634,119 @@
     </w:lvl>
   </w:abstractNum>
   <w:abstractNum w:abstractNumId="1" w15:restartNumberingAfterBreak="0">
+    <w:nsid w:val="025104DD"/>
+    <w:multiLevelType w:val="hybridMultilevel"/>
+    <w:tmpl w:val="684C9580"/>
+    <w:lvl w:ilvl="0" w:tplc="040E0003">
+      <w:start w:val="1"/>
+      <w:numFmt w:val="bullet"/>
+      <w:lvlText w:val="o"/>
+      <w:lvlJc w:val="left"/>
+      <w:pPr>
+        <w:ind w:left="1440" w:hanging="360"/>
+      </w:pPr>
+      <w:rPr>
+        <w:rFonts w:ascii="Courier New" w:hAnsi="Courier New" w:cs="Courier New" w:hint="default"/>
+      </w:rPr>
+    </w:lvl>
+    <w:lvl w:ilvl="1" w:tplc="040E0003" w:tentative="1">
+      <w:start w:val="1"/>
+      <w:numFmt w:val="bullet"/>
+      <w:lvlText w:val="o"/>
+      <w:lvlJc w:val="left"/>
+      <w:pPr>
+        <w:ind w:left="2160" w:hanging="360"/>
+      </w:pPr>
+      <w:rPr>
+        <w:rFonts w:ascii="Courier New" w:hAnsi="Courier New" w:cs="Courier New" w:hint="default"/>
+      </w:rPr>
+    </w:lvl>
+    <w:lvl w:ilvl="2" w:tplc="040E0005" w:tentative="1">
+      <w:start w:val="1"/>
+      <w:numFmt w:val="bullet"/>
+      <w:lvlText w:val=""/>
+      <w:lvlJc w:val="left"/>
+      <w:pPr>
+        <w:ind w:left="2880" w:hanging="360"/>
+      </w:pPr>
+      <w:rPr>
+        <w:rFonts w:ascii="Wingdings" w:hAnsi="Wingdings" w:hint="default"/>
+      </w:rPr>
+    </w:lvl>
+    <w:lvl w:ilvl="3" w:tplc="040E0001" w:tentative="1">
+      <w:start w:val="1"/>
+      <w:numFmt w:val="bullet"/>
+      <w:lvlText w:val=""/>
+      <w:lvlJc w:val="left"/>
+      <w:pPr>
+        <w:ind w:left="3600" w:hanging="360"/>
+      </w:pPr>
+      <w:rPr>
+        <w:rFonts w:ascii="Symbol" w:hAnsi="Symbol" w:hint="default"/>
+      </w:rPr>
+    </w:lvl>
+    <w:lvl w:ilvl="4" w:tplc="040E0003" w:tentative="1">
+      <w:start w:val="1"/>
+      <w:numFmt w:val="bullet"/>
+      <w:lvlText w:val="o"/>
+      <w:lvlJc w:val="left"/>
+      <w:pPr>
+        <w:ind w:left="4320" w:hanging="360"/>
+      </w:pPr>
+      <w:rPr>
+        <w:rFonts w:ascii="Courier New" w:hAnsi="Courier New" w:cs="Courier New" w:hint="default"/>
+      </w:rPr>
+    </w:lvl>
+    <w:lvl w:ilvl="5" w:tplc="040E0005" w:tentative="1">
+      <w:start w:val="1"/>
+      <w:numFmt w:val="bullet"/>
+      <w:lvlText w:val=""/>
+      <w:lvlJc w:val="left"/>
+      <w:pPr>
+        <w:ind w:left="5040" w:hanging="360"/>
+      </w:pPr>
+      <w:rPr>
+        <w:rFonts w:ascii="Wingdings" w:hAnsi="Wingdings" w:hint="default"/>
+      </w:rPr>
+    </w:lvl>
+    <w:lvl w:ilvl="6" w:tplc="040E0001" w:tentative="1">
+      <w:start w:val="1"/>
+      <w:numFmt w:val="bullet"/>
+      <w:lvlText w:val=""/>
+      <w:lvlJc w:val="left"/>
+      <w:pPr>
+        <w:ind w:left="5760" w:hanging="360"/>
+      </w:pPr>
+      <w:rPr>
+        <w:rFonts w:ascii="Symbol" w:hAnsi="Symbol" w:hint="default"/>
+      </w:rPr>
+    </w:lvl>
+    <w:lvl w:ilvl="7" w:tplc="040E0003" w:tentative="1">
+      <w:start w:val="1"/>
+      <w:numFmt w:val="bullet"/>
+      <w:lvlText w:val="o"/>
+      <w:lvlJc w:val="left"/>
+      <w:pPr>
+        <w:ind w:left="6480" w:hanging="360"/>
+      </w:pPr>
+      <w:rPr>
+        <w:rFonts w:ascii="Courier New" w:hAnsi="Courier New" w:cs="Courier New" w:hint="default"/>
+      </w:rPr>
+    </w:lvl>
+    <w:lvl w:ilvl="8" w:tplc="040E0005" w:tentative="1">
+      <w:start w:val="1"/>
+      <w:numFmt w:val="bullet"/>
+      <w:lvlText w:val=""/>
+      <w:lvlJc w:val="left"/>
+      <w:pPr>
+        <w:ind w:left="7200" w:hanging="360"/>
+      </w:pPr>
+      <w:rPr>
+        <w:rFonts w:ascii="Wingdings" w:hAnsi="Wingdings" w:hint="default"/>
+      </w:rPr>
+    </w:lvl>
+  </w:abstractNum>
+  <w:abstractNum w:abstractNumId="2" w15:restartNumberingAfterBreak="0">
     <w:nsid w:val="13FA02AB"/>
     <w:multiLevelType w:val="multilevel"/>
     <w:tmpl w:val="F1061F86"/>
@@ -3020,7 +3859,305 @@
       </w:pPr>
     </w:lvl>
   </w:abstractNum>
-  <w:abstractNum w:abstractNumId="2" w15:restartNumberingAfterBreak="0">
+  <w:abstractNum w:abstractNumId="3" w15:restartNumberingAfterBreak="0">
+    <w:nsid w:val="1B233D48"/>
+    <w:multiLevelType w:val="multilevel"/>
+    <w:tmpl w:val="6D5837BA"/>
+    <w:lvl w:ilvl="0">
+      <w:start w:val="1"/>
+      <w:numFmt w:val="bullet"/>
+      <w:lvlText w:val=""/>
+      <w:lvlJc w:val="left"/>
+      <w:pPr>
+        <w:tabs>
+          <w:tab w:val="num" w:pos="720"/>
+        </w:tabs>
+        <w:ind w:left="720" w:hanging="360"/>
+      </w:pPr>
+      <w:rPr>
+        <w:rFonts w:ascii="Symbol" w:hAnsi="Symbol" w:hint="default"/>
+        <w:sz w:val="20"/>
+      </w:rPr>
+    </w:lvl>
+    <w:lvl w:ilvl="1">
+      <w:start w:val="1"/>
+      <w:numFmt w:val="bullet"/>
+      <w:lvlText w:val="o"/>
+      <w:lvlJc w:val="left"/>
+      <w:pPr>
+        <w:tabs>
+          <w:tab w:val="num" w:pos="1440"/>
+        </w:tabs>
+        <w:ind w:left="1440" w:hanging="360"/>
+      </w:pPr>
+      <w:rPr>
+        <w:rFonts w:ascii="Courier New" w:hAnsi="Courier New" w:hint="default"/>
+        <w:sz w:val="20"/>
+      </w:rPr>
+    </w:lvl>
+    <w:lvl w:ilvl="2" w:tentative="1">
+      <w:start w:val="1"/>
+      <w:numFmt w:val="bullet"/>
+      <w:lvlText w:val=""/>
+      <w:lvlJc w:val="left"/>
+      <w:pPr>
+        <w:tabs>
+          <w:tab w:val="num" w:pos="2160"/>
+        </w:tabs>
+        <w:ind w:left="2160" w:hanging="360"/>
+      </w:pPr>
+      <w:rPr>
+        <w:rFonts w:ascii="Wingdings" w:hAnsi="Wingdings" w:hint="default"/>
+        <w:sz w:val="20"/>
+      </w:rPr>
+    </w:lvl>
+    <w:lvl w:ilvl="3" w:tentative="1">
+      <w:start w:val="1"/>
+      <w:numFmt w:val="bullet"/>
+      <w:lvlText w:val=""/>
+      <w:lvlJc w:val="left"/>
+      <w:pPr>
+        <w:tabs>
+          <w:tab w:val="num" w:pos="2880"/>
+        </w:tabs>
+        <w:ind w:left="2880" w:hanging="360"/>
+      </w:pPr>
+      <w:rPr>
+        <w:rFonts w:ascii="Wingdings" w:hAnsi="Wingdings" w:hint="default"/>
+        <w:sz w:val="20"/>
+      </w:rPr>
+    </w:lvl>
+    <w:lvl w:ilvl="4" w:tentative="1">
+      <w:start w:val="1"/>
+      <w:numFmt w:val="bullet"/>
+      <w:lvlText w:val=""/>
+      <w:lvlJc w:val="left"/>
+      <w:pPr>
+        <w:tabs>
+          <w:tab w:val="num" w:pos="3600"/>
+        </w:tabs>
+        <w:ind w:left="3600" w:hanging="360"/>
+      </w:pPr>
+      <w:rPr>
+        <w:rFonts w:ascii="Wingdings" w:hAnsi="Wingdings" w:hint="default"/>
+        <w:sz w:val="20"/>
+      </w:rPr>
+    </w:lvl>
+    <w:lvl w:ilvl="5" w:tentative="1">
+      <w:start w:val="1"/>
+      <w:numFmt w:val="bullet"/>
+      <w:lvlText w:val=""/>
+      <w:lvlJc w:val="left"/>
+      <w:pPr>
+        <w:tabs>
+          <w:tab w:val="num" w:pos="4320"/>
+        </w:tabs>
+        <w:ind w:left="4320" w:hanging="360"/>
+      </w:pPr>
+      <w:rPr>
+        <w:rFonts w:ascii="Wingdings" w:hAnsi="Wingdings" w:hint="default"/>
+        <w:sz w:val="20"/>
+      </w:rPr>
+    </w:lvl>
+    <w:lvl w:ilvl="6" w:tentative="1">
+      <w:start w:val="1"/>
+      <w:numFmt w:val="bullet"/>
+      <w:lvlText w:val=""/>
+      <w:lvlJc w:val="left"/>
+      <w:pPr>
+        <w:tabs>
+          <w:tab w:val="num" w:pos="5040"/>
+        </w:tabs>
+        <w:ind w:left="5040" w:hanging="360"/>
+      </w:pPr>
+      <w:rPr>
+        <w:rFonts w:ascii="Wingdings" w:hAnsi="Wingdings" w:hint="default"/>
+        <w:sz w:val="20"/>
+      </w:rPr>
+    </w:lvl>
+    <w:lvl w:ilvl="7" w:tentative="1">
+      <w:start w:val="1"/>
+      <w:numFmt w:val="bullet"/>
+      <w:lvlText w:val=""/>
+      <w:lvlJc w:val="left"/>
+      <w:pPr>
+        <w:tabs>
+          <w:tab w:val="num" w:pos="5760"/>
+        </w:tabs>
+        <w:ind w:left="5760" w:hanging="360"/>
+      </w:pPr>
+      <w:rPr>
+        <w:rFonts w:ascii="Wingdings" w:hAnsi="Wingdings" w:hint="default"/>
+        <w:sz w:val="20"/>
+      </w:rPr>
+    </w:lvl>
+    <w:lvl w:ilvl="8" w:tentative="1">
+      <w:start w:val="1"/>
+      <w:numFmt w:val="bullet"/>
+      <w:lvlText w:val=""/>
+      <w:lvlJc w:val="left"/>
+      <w:pPr>
+        <w:tabs>
+          <w:tab w:val="num" w:pos="6480"/>
+        </w:tabs>
+        <w:ind w:left="6480" w:hanging="360"/>
+      </w:pPr>
+      <w:rPr>
+        <w:rFonts w:ascii="Wingdings" w:hAnsi="Wingdings" w:hint="default"/>
+        <w:sz w:val="20"/>
+      </w:rPr>
+    </w:lvl>
+  </w:abstractNum>
+  <w:abstractNum w:abstractNumId="4" w15:restartNumberingAfterBreak="0">
+    <w:nsid w:val="248C58AB"/>
+    <w:multiLevelType w:val="multilevel"/>
+    <w:tmpl w:val="6D5837BA"/>
+    <w:lvl w:ilvl="0">
+      <w:start w:val="1"/>
+      <w:numFmt w:val="bullet"/>
+      <w:lvlText w:val=""/>
+      <w:lvlJc w:val="left"/>
+      <w:pPr>
+        <w:tabs>
+          <w:tab w:val="num" w:pos="720"/>
+        </w:tabs>
+        <w:ind w:left="720" w:hanging="360"/>
+      </w:pPr>
+      <w:rPr>
+        <w:rFonts w:ascii="Symbol" w:hAnsi="Symbol" w:hint="default"/>
+        <w:sz w:val="20"/>
+      </w:rPr>
+    </w:lvl>
+    <w:lvl w:ilvl="1">
+      <w:start w:val="1"/>
+      <w:numFmt w:val="bullet"/>
+      <w:lvlText w:val="o"/>
+      <w:lvlJc w:val="left"/>
+      <w:pPr>
+        <w:tabs>
+          <w:tab w:val="num" w:pos="1440"/>
+        </w:tabs>
+        <w:ind w:left="1440" w:hanging="360"/>
+      </w:pPr>
+      <w:rPr>
+        <w:rFonts w:ascii="Courier New" w:hAnsi="Courier New" w:hint="default"/>
+        <w:sz w:val="20"/>
+      </w:rPr>
+    </w:lvl>
+    <w:lvl w:ilvl="2" w:tentative="1">
+      <w:start w:val="1"/>
+      <w:numFmt w:val="bullet"/>
+      <w:lvlText w:val=""/>
+      <w:lvlJc w:val="left"/>
+      <w:pPr>
+        <w:tabs>
+          <w:tab w:val="num" w:pos="2160"/>
+        </w:tabs>
+        <w:ind w:left="2160" w:hanging="360"/>
+      </w:pPr>
+      <w:rPr>
+        <w:rFonts w:ascii="Wingdings" w:hAnsi="Wingdings" w:hint="default"/>
+        <w:sz w:val="20"/>
+      </w:rPr>
+    </w:lvl>
+    <w:lvl w:ilvl="3" w:tentative="1">
+      <w:start w:val="1"/>
+      <w:numFmt w:val="bullet"/>
+      <w:lvlText w:val=""/>
+      <w:lvlJc w:val="left"/>
+      <w:pPr>
+        <w:tabs>
+          <w:tab w:val="num" w:pos="2880"/>
+        </w:tabs>
+        <w:ind w:left="2880" w:hanging="360"/>
+      </w:pPr>
+      <w:rPr>
+        <w:rFonts w:ascii="Wingdings" w:hAnsi="Wingdings" w:hint="default"/>
+        <w:sz w:val="20"/>
+      </w:rPr>
+    </w:lvl>
+    <w:lvl w:ilvl="4" w:tentative="1">
+      <w:start w:val="1"/>
+      <w:numFmt w:val="bullet"/>
+      <w:lvlText w:val=""/>
+      <w:lvlJc w:val="left"/>
+      <w:pPr>
+        <w:tabs>
+          <w:tab w:val="num" w:pos="3600"/>
+        </w:tabs>
+        <w:ind w:left="3600" w:hanging="360"/>
+      </w:pPr>
+      <w:rPr>
+        <w:rFonts w:ascii="Wingdings" w:hAnsi="Wingdings" w:hint="default"/>
+        <w:sz w:val="20"/>
+      </w:rPr>
+    </w:lvl>
+    <w:lvl w:ilvl="5" w:tentative="1">
+      <w:start w:val="1"/>
+      <w:numFmt w:val="bullet"/>
+      <w:lvlText w:val=""/>
+      <w:lvlJc w:val="left"/>
+      <w:pPr>
+        <w:tabs>
+          <w:tab w:val="num" w:pos="4320"/>
+        </w:tabs>
+        <w:ind w:left="4320" w:hanging="360"/>
+      </w:pPr>
+      <w:rPr>
+        <w:rFonts w:ascii="Wingdings" w:hAnsi="Wingdings" w:hint="default"/>
+        <w:sz w:val="20"/>
+      </w:rPr>
+    </w:lvl>
+    <w:lvl w:ilvl="6" w:tentative="1">
+      <w:start w:val="1"/>
+      <w:numFmt w:val="bullet"/>
+      <w:lvlText w:val=""/>
+      <w:lvlJc w:val="left"/>
+      <w:pPr>
+        <w:tabs>
+          <w:tab w:val="num" w:pos="5040"/>
+        </w:tabs>
+        <w:ind w:left="5040" w:hanging="360"/>
+      </w:pPr>
+      <w:rPr>
+        <w:rFonts w:ascii="Wingdings" w:hAnsi="Wingdings" w:hint="default"/>
+        <w:sz w:val="20"/>
+      </w:rPr>
+    </w:lvl>
+    <w:lvl w:ilvl="7" w:tentative="1">
+      <w:start w:val="1"/>
+      <w:numFmt w:val="bullet"/>
+      <w:lvlText w:val=""/>
+      <w:lvlJc w:val="left"/>
+      <w:pPr>
+        <w:tabs>
+          <w:tab w:val="num" w:pos="5760"/>
+        </w:tabs>
+        <w:ind w:left="5760" w:hanging="360"/>
+      </w:pPr>
+      <w:rPr>
+        <w:rFonts w:ascii="Wingdings" w:hAnsi="Wingdings" w:hint="default"/>
+        <w:sz w:val="20"/>
+      </w:rPr>
+    </w:lvl>
+    <w:lvl w:ilvl="8" w:tentative="1">
+      <w:start w:val="1"/>
+      <w:numFmt w:val="bullet"/>
+      <w:lvlText w:val=""/>
+      <w:lvlJc w:val="left"/>
+      <w:pPr>
+        <w:tabs>
+          <w:tab w:val="num" w:pos="6480"/>
+        </w:tabs>
+        <w:ind w:left="6480" w:hanging="360"/>
+      </w:pPr>
+      <w:rPr>
+        <w:rFonts w:ascii="Wingdings" w:hAnsi="Wingdings" w:hint="default"/>
+        <w:sz w:val="20"/>
+      </w:rPr>
+    </w:lvl>
+  </w:abstractNum>
+  <w:abstractNum w:abstractNumId="5" w15:restartNumberingAfterBreak="0">
     <w:nsid w:val="320224EA"/>
     <w:multiLevelType w:val="multilevel"/>
     <w:tmpl w:val="CA86ECAC"/>
@@ -3169,7 +4306,7 @@
       </w:rPr>
     </w:lvl>
   </w:abstractNum>
-  <w:abstractNum w:abstractNumId="3" w15:restartNumberingAfterBreak="0">
+  <w:abstractNum w:abstractNumId="6" w15:restartNumberingAfterBreak="0">
     <w:nsid w:val="4F983B86"/>
     <w:multiLevelType w:val="multilevel"/>
     <w:tmpl w:val="6D5837BA"/>
@@ -3318,23 +4455,416 @@
       </w:rPr>
     </w:lvl>
   </w:abstractNum>
-  <w:num w:numId="1">
+  <w:abstractNum w:abstractNumId="7" w15:restartNumberingAfterBreak="0">
+    <w:nsid w:val="5B867B65"/>
+    <w:multiLevelType w:val="hybridMultilevel"/>
+    <w:tmpl w:val="587AC6E0"/>
+    <w:lvl w:ilvl="0" w:tplc="040E0001">
+      <w:start w:val="1"/>
+      <w:numFmt w:val="bullet"/>
+      <w:lvlText w:val=""/>
+      <w:lvlJc w:val="left"/>
+      <w:pPr>
+        <w:ind w:left="360" w:hanging="360"/>
+      </w:pPr>
+      <w:rPr>
+        <w:rFonts w:ascii="Symbol" w:hAnsi="Symbol" w:hint="default"/>
+      </w:rPr>
+    </w:lvl>
+    <w:lvl w:ilvl="1" w:tplc="040E0003" w:tentative="1">
+      <w:start w:val="1"/>
+      <w:numFmt w:val="bullet"/>
+      <w:lvlText w:val="o"/>
+      <w:lvlJc w:val="left"/>
+      <w:pPr>
+        <w:ind w:left="1080" w:hanging="360"/>
+      </w:pPr>
+      <w:rPr>
+        <w:rFonts w:ascii="Courier New" w:hAnsi="Courier New" w:cs="Courier New" w:hint="default"/>
+      </w:rPr>
+    </w:lvl>
+    <w:lvl w:ilvl="2" w:tplc="040E0005" w:tentative="1">
+      <w:start w:val="1"/>
+      <w:numFmt w:val="bullet"/>
+      <w:lvlText w:val=""/>
+      <w:lvlJc w:val="left"/>
+      <w:pPr>
+        <w:ind w:left="1800" w:hanging="360"/>
+      </w:pPr>
+      <w:rPr>
+        <w:rFonts w:ascii="Wingdings" w:hAnsi="Wingdings" w:hint="default"/>
+      </w:rPr>
+    </w:lvl>
+    <w:lvl w:ilvl="3" w:tplc="040E0001" w:tentative="1">
+      <w:start w:val="1"/>
+      <w:numFmt w:val="bullet"/>
+      <w:lvlText w:val=""/>
+      <w:lvlJc w:val="left"/>
+      <w:pPr>
+        <w:ind w:left="2520" w:hanging="360"/>
+      </w:pPr>
+      <w:rPr>
+        <w:rFonts w:ascii="Symbol" w:hAnsi="Symbol" w:hint="default"/>
+      </w:rPr>
+    </w:lvl>
+    <w:lvl w:ilvl="4" w:tplc="040E0003" w:tentative="1">
+      <w:start w:val="1"/>
+      <w:numFmt w:val="bullet"/>
+      <w:lvlText w:val="o"/>
+      <w:lvlJc w:val="left"/>
+      <w:pPr>
+        <w:ind w:left="3240" w:hanging="360"/>
+      </w:pPr>
+      <w:rPr>
+        <w:rFonts w:ascii="Courier New" w:hAnsi="Courier New" w:cs="Courier New" w:hint="default"/>
+      </w:rPr>
+    </w:lvl>
+    <w:lvl w:ilvl="5" w:tplc="040E0005" w:tentative="1">
+      <w:start w:val="1"/>
+      <w:numFmt w:val="bullet"/>
+      <w:lvlText w:val=""/>
+      <w:lvlJc w:val="left"/>
+      <w:pPr>
+        <w:ind w:left="3960" w:hanging="360"/>
+      </w:pPr>
+      <w:rPr>
+        <w:rFonts w:ascii="Wingdings" w:hAnsi="Wingdings" w:hint="default"/>
+      </w:rPr>
+    </w:lvl>
+    <w:lvl w:ilvl="6" w:tplc="040E0001" w:tentative="1">
+      <w:start w:val="1"/>
+      <w:numFmt w:val="bullet"/>
+      <w:lvlText w:val=""/>
+      <w:lvlJc w:val="left"/>
+      <w:pPr>
+        <w:ind w:left="4680" w:hanging="360"/>
+      </w:pPr>
+      <w:rPr>
+        <w:rFonts w:ascii="Symbol" w:hAnsi="Symbol" w:hint="default"/>
+      </w:rPr>
+    </w:lvl>
+    <w:lvl w:ilvl="7" w:tplc="040E0003" w:tentative="1">
+      <w:start w:val="1"/>
+      <w:numFmt w:val="bullet"/>
+      <w:lvlText w:val="o"/>
+      <w:lvlJc w:val="left"/>
+      <w:pPr>
+        <w:ind w:left="5400" w:hanging="360"/>
+      </w:pPr>
+      <w:rPr>
+        <w:rFonts w:ascii="Courier New" w:hAnsi="Courier New" w:cs="Courier New" w:hint="default"/>
+      </w:rPr>
+    </w:lvl>
+    <w:lvl w:ilvl="8" w:tplc="040E0005" w:tentative="1">
+      <w:start w:val="1"/>
+      <w:numFmt w:val="bullet"/>
+      <w:lvlText w:val=""/>
+      <w:lvlJc w:val="left"/>
+      <w:pPr>
+        <w:ind w:left="6120" w:hanging="360"/>
+      </w:pPr>
+      <w:rPr>
+        <w:rFonts w:ascii="Wingdings" w:hAnsi="Wingdings" w:hint="default"/>
+      </w:rPr>
+    </w:lvl>
+  </w:abstractNum>
+  <w:abstractNum w:abstractNumId="8" w15:restartNumberingAfterBreak="0">
+    <w:nsid w:val="65C34520"/>
+    <w:multiLevelType w:val="multilevel"/>
+    <w:tmpl w:val="9BA6BEBC"/>
+    <w:lvl w:ilvl="0">
+      <w:start w:val="1"/>
+      <w:numFmt w:val="bullet"/>
+      <w:lvlText w:val="o"/>
+      <w:lvlJc w:val="left"/>
+      <w:pPr>
+        <w:tabs>
+          <w:tab w:val="num" w:pos="1080"/>
+        </w:tabs>
+        <w:ind w:left="1080" w:hanging="360"/>
+      </w:pPr>
+      <w:rPr>
+        <w:rFonts w:ascii="Courier New" w:hAnsi="Courier New" w:cs="Courier New" w:hint="default"/>
+        <w:sz w:val="20"/>
+      </w:rPr>
+    </w:lvl>
+    <w:lvl w:ilvl="1">
+      <w:start w:val="1"/>
+      <w:numFmt w:val="bullet"/>
+      <w:lvlText w:val="o"/>
+      <w:lvlJc w:val="left"/>
+      <w:pPr>
+        <w:tabs>
+          <w:tab w:val="num" w:pos="1800"/>
+        </w:tabs>
+        <w:ind w:left="1800" w:hanging="360"/>
+      </w:pPr>
+      <w:rPr>
+        <w:rFonts w:ascii="Courier New" w:hAnsi="Courier New" w:hint="default"/>
+        <w:sz w:val="20"/>
+      </w:rPr>
+    </w:lvl>
+    <w:lvl w:ilvl="2" w:tentative="1">
+      <w:start w:val="1"/>
+      <w:numFmt w:val="bullet"/>
+      <w:lvlText w:val=""/>
+      <w:lvlJc w:val="left"/>
+      <w:pPr>
+        <w:tabs>
+          <w:tab w:val="num" w:pos="2520"/>
+        </w:tabs>
+        <w:ind w:left="2520" w:hanging="360"/>
+      </w:pPr>
+      <w:rPr>
+        <w:rFonts w:ascii="Wingdings" w:hAnsi="Wingdings" w:hint="default"/>
+        <w:sz w:val="20"/>
+      </w:rPr>
+    </w:lvl>
+    <w:lvl w:ilvl="3" w:tentative="1">
+      <w:start w:val="1"/>
+      <w:numFmt w:val="bullet"/>
+      <w:lvlText w:val=""/>
+      <w:lvlJc w:val="left"/>
+      <w:pPr>
+        <w:tabs>
+          <w:tab w:val="num" w:pos="3240"/>
+        </w:tabs>
+        <w:ind w:left="3240" w:hanging="360"/>
+      </w:pPr>
+      <w:rPr>
+        <w:rFonts w:ascii="Wingdings" w:hAnsi="Wingdings" w:hint="default"/>
+        <w:sz w:val="20"/>
+      </w:rPr>
+    </w:lvl>
+    <w:lvl w:ilvl="4" w:tentative="1">
+      <w:start w:val="1"/>
+      <w:numFmt w:val="bullet"/>
+      <w:lvlText w:val=""/>
+      <w:lvlJc w:val="left"/>
+      <w:pPr>
+        <w:tabs>
+          <w:tab w:val="num" w:pos="3960"/>
+        </w:tabs>
+        <w:ind w:left="3960" w:hanging="360"/>
+      </w:pPr>
+      <w:rPr>
+        <w:rFonts w:ascii="Wingdings" w:hAnsi="Wingdings" w:hint="default"/>
+        <w:sz w:val="20"/>
+      </w:rPr>
+    </w:lvl>
+    <w:lvl w:ilvl="5" w:tentative="1">
+      <w:start w:val="1"/>
+      <w:numFmt w:val="bullet"/>
+      <w:lvlText w:val=""/>
+      <w:lvlJc w:val="left"/>
+      <w:pPr>
+        <w:tabs>
+          <w:tab w:val="num" w:pos="4680"/>
+        </w:tabs>
+        <w:ind w:left="4680" w:hanging="360"/>
+      </w:pPr>
+      <w:rPr>
+        <w:rFonts w:ascii="Wingdings" w:hAnsi="Wingdings" w:hint="default"/>
+        <w:sz w:val="20"/>
+      </w:rPr>
+    </w:lvl>
+    <w:lvl w:ilvl="6" w:tentative="1">
+      <w:start w:val="1"/>
+      <w:numFmt w:val="bullet"/>
+      <w:lvlText w:val=""/>
+      <w:lvlJc w:val="left"/>
+      <w:pPr>
+        <w:tabs>
+          <w:tab w:val="num" w:pos="5400"/>
+        </w:tabs>
+        <w:ind w:left="5400" w:hanging="360"/>
+      </w:pPr>
+      <w:rPr>
+        <w:rFonts w:ascii="Wingdings" w:hAnsi="Wingdings" w:hint="default"/>
+        <w:sz w:val="20"/>
+      </w:rPr>
+    </w:lvl>
+    <w:lvl w:ilvl="7" w:tentative="1">
+      <w:start w:val="1"/>
+      <w:numFmt w:val="bullet"/>
+      <w:lvlText w:val=""/>
+      <w:lvlJc w:val="left"/>
+      <w:pPr>
+        <w:tabs>
+          <w:tab w:val="num" w:pos="6120"/>
+        </w:tabs>
+        <w:ind w:left="6120" w:hanging="360"/>
+      </w:pPr>
+      <w:rPr>
+        <w:rFonts w:ascii="Wingdings" w:hAnsi="Wingdings" w:hint="default"/>
+        <w:sz w:val="20"/>
+      </w:rPr>
+    </w:lvl>
+    <w:lvl w:ilvl="8" w:tentative="1">
+      <w:start w:val="1"/>
+      <w:numFmt w:val="bullet"/>
+      <w:lvlText w:val=""/>
+      <w:lvlJc w:val="left"/>
+      <w:pPr>
+        <w:tabs>
+          <w:tab w:val="num" w:pos="6840"/>
+        </w:tabs>
+        <w:ind w:left="6840" w:hanging="360"/>
+      </w:pPr>
+      <w:rPr>
+        <w:rFonts w:ascii="Wingdings" w:hAnsi="Wingdings" w:hint="default"/>
+        <w:sz w:val="20"/>
+      </w:rPr>
+    </w:lvl>
+  </w:abstractNum>
+  <w:abstractNum w:abstractNumId="9" w15:restartNumberingAfterBreak="0">
+    <w:nsid w:val="6EF90F02"/>
+    <w:multiLevelType w:val="hybridMultilevel"/>
+    <w:tmpl w:val="F8544206"/>
+    <w:lvl w:ilvl="0" w:tplc="040E0003">
+      <w:start w:val="1"/>
+      <w:numFmt w:val="bullet"/>
+      <w:lvlText w:val="o"/>
+      <w:lvlJc w:val="left"/>
+      <w:pPr>
+        <w:ind w:left="1800" w:hanging="360"/>
+      </w:pPr>
+      <w:rPr>
+        <w:rFonts w:ascii="Courier New" w:hAnsi="Courier New" w:cs="Courier New" w:hint="default"/>
+      </w:rPr>
+    </w:lvl>
+    <w:lvl w:ilvl="1" w:tplc="040E0003">
+      <w:start w:val="1"/>
+      <w:numFmt w:val="bullet"/>
+      <w:lvlText w:val="o"/>
+      <w:lvlJc w:val="left"/>
+      <w:pPr>
+        <w:ind w:left="2520" w:hanging="360"/>
+      </w:pPr>
+      <w:rPr>
+        <w:rFonts w:ascii="Courier New" w:hAnsi="Courier New" w:cs="Courier New" w:hint="default"/>
+      </w:rPr>
+    </w:lvl>
+    <w:lvl w:ilvl="2" w:tplc="040E0005" w:tentative="1">
+      <w:start w:val="1"/>
+      <w:numFmt w:val="bullet"/>
+      <w:lvlText w:val=""/>
+      <w:lvlJc w:val="left"/>
+      <w:pPr>
+        <w:ind w:left="3240" w:hanging="360"/>
+      </w:pPr>
+      <w:rPr>
+        <w:rFonts w:ascii="Wingdings" w:hAnsi="Wingdings" w:hint="default"/>
+      </w:rPr>
+    </w:lvl>
+    <w:lvl w:ilvl="3" w:tplc="040E0001" w:tentative="1">
+      <w:start w:val="1"/>
+      <w:numFmt w:val="bullet"/>
+      <w:lvlText w:val=""/>
+      <w:lvlJc w:val="left"/>
+      <w:pPr>
+        <w:ind w:left="3960" w:hanging="360"/>
+      </w:pPr>
+      <w:rPr>
+        <w:rFonts w:ascii="Symbol" w:hAnsi="Symbol" w:hint="default"/>
+      </w:rPr>
+    </w:lvl>
+    <w:lvl w:ilvl="4" w:tplc="040E0003" w:tentative="1">
+      <w:start w:val="1"/>
+      <w:numFmt w:val="bullet"/>
+      <w:lvlText w:val="o"/>
+      <w:lvlJc w:val="left"/>
+      <w:pPr>
+        <w:ind w:left="4680" w:hanging="360"/>
+      </w:pPr>
+      <w:rPr>
+        <w:rFonts w:ascii="Courier New" w:hAnsi="Courier New" w:cs="Courier New" w:hint="default"/>
+      </w:rPr>
+    </w:lvl>
+    <w:lvl w:ilvl="5" w:tplc="040E0005" w:tentative="1">
+      <w:start w:val="1"/>
+      <w:numFmt w:val="bullet"/>
+      <w:lvlText w:val=""/>
+      <w:lvlJc w:val="left"/>
+      <w:pPr>
+        <w:ind w:left="5400" w:hanging="360"/>
+      </w:pPr>
+      <w:rPr>
+        <w:rFonts w:ascii="Wingdings" w:hAnsi="Wingdings" w:hint="default"/>
+      </w:rPr>
+    </w:lvl>
+    <w:lvl w:ilvl="6" w:tplc="040E0001" w:tentative="1">
+      <w:start w:val="1"/>
+      <w:numFmt w:val="bullet"/>
+      <w:lvlText w:val=""/>
+      <w:lvlJc w:val="left"/>
+      <w:pPr>
+        <w:ind w:left="6120" w:hanging="360"/>
+      </w:pPr>
+      <w:rPr>
+        <w:rFonts w:ascii="Symbol" w:hAnsi="Symbol" w:hint="default"/>
+      </w:rPr>
+    </w:lvl>
+    <w:lvl w:ilvl="7" w:tplc="040E0003" w:tentative="1">
+      <w:start w:val="1"/>
+      <w:numFmt w:val="bullet"/>
+      <w:lvlText w:val="o"/>
+      <w:lvlJc w:val="left"/>
+      <w:pPr>
+        <w:ind w:left="6840" w:hanging="360"/>
+      </w:pPr>
+      <w:rPr>
+        <w:rFonts w:ascii="Courier New" w:hAnsi="Courier New" w:cs="Courier New" w:hint="default"/>
+      </w:rPr>
+    </w:lvl>
+    <w:lvl w:ilvl="8" w:tplc="040E0005" w:tentative="1">
+      <w:start w:val="1"/>
+      <w:numFmt w:val="bullet"/>
+      <w:lvlText w:val=""/>
+      <w:lvlJc w:val="left"/>
+      <w:pPr>
+        <w:ind w:left="7560" w:hanging="360"/>
+      </w:pPr>
+      <w:rPr>
+        <w:rFonts w:ascii="Wingdings" w:hAnsi="Wingdings" w:hint="default"/>
+      </w:rPr>
+    </w:lvl>
+  </w:abstractNum>
+  <w:num w:numId="1" w16cid:durableId="2022512809">
+    <w:abstractNumId w:val="2"/>
+  </w:num>
+  <w:num w:numId="2" w16cid:durableId="1174108046">
+    <w:abstractNumId w:val="6"/>
+  </w:num>
+  <w:num w:numId="3" w16cid:durableId="404229256">
+    <w:abstractNumId w:val="0"/>
+  </w:num>
+  <w:num w:numId="4" w16cid:durableId="1368070429">
+    <w:abstractNumId w:val="5"/>
+  </w:num>
+  <w:num w:numId="5" w16cid:durableId="305010554">
+    <w:abstractNumId w:val="7"/>
+  </w:num>
+  <w:num w:numId="6" w16cid:durableId="136806324">
     <w:abstractNumId w:val="1"/>
   </w:num>
-  <w:num w:numId="2">
+  <w:num w:numId="7" w16cid:durableId="782073216">
+    <w:abstractNumId w:val="9"/>
+  </w:num>
+  <w:num w:numId="8" w16cid:durableId="538782867">
+    <w:abstractNumId w:val="8"/>
+  </w:num>
+  <w:num w:numId="9" w16cid:durableId="1701973223">
+    <w:abstractNumId w:val="4"/>
+  </w:num>
+  <w:num w:numId="10" w16cid:durableId="753818510">
     <w:abstractNumId w:val="3"/>
-  </w:num>
-  <w:num w:numId="3">
-    <w:abstractNumId w:val="0"/>
-  </w:num>
-  <w:num w:numId="4">
-    <w:abstractNumId w:val="2"/>
   </w:num>
 </w:numbering>
 </file>
 
 <file path=word/styles.xml><?xml version="1.0" encoding="utf-8"?>
-<w:styles xmlns:mc="http://schemas.openxmlformats.org/markup-compatibility/2006" xmlns:r="http://schemas.openxmlformats.org/officeDocument/2006/relationships" xmlns:w="http://schemas.openxmlformats.org/wordprocessingml/2006/main" xmlns:w14="http://schemas.microsoft.com/office/word/2010/wordml" xmlns:w15="http://schemas.microsoft.com/office/word/2012/wordml" xmlns:w16cid="http://schemas.microsoft.com/office/word/2016/wordml/cid" xmlns:w16se="http://schemas.microsoft.com/office/word/2015/wordml/symex" mc:Ignorable="w14 w15 w16se w16cid">
+<w:styles xmlns:mc="http://schemas.openxmlformats.org/markup-compatibility/2006" xmlns:r="http://schemas.openxmlformats.org/officeDocument/2006/relationships" xmlns:w="http://schemas.openxmlformats.org/wordprocessingml/2006/main" xmlns:w14="http://schemas.microsoft.com/office/word/2010/wordml" xmlns:w15="http://schemas.microsoft.com/office/word/2012/wordml" xmlns:w16cex="http://schemas.microsoft.com/office/word/2018/wordml/cex" xmlns:w16cid="http://schemas.microsoft.com/office/word/2016/wordml/cid" xmlns:w16="http://schemas.microsoft.com/office/word/2018/wordml" xmlns:w16du="http://schemas.microsoft.com/office/word/2023/wordml/word16du" xmlns:w16sdtdh="http://schemas.microsoft.com/office/word/2020/wordml/sdtdatahash" xmlns:w16sdtfl="http://schemas.microsoft.com/office/word/2024/wordml/sdtformatlock" xmlns:w16se="http://schemas.microsoft.com/office/word/2015/wordml/symex" mc:Ignorable="w14 w15 w16se w16cid w16 w16cex w16sdtdh w16sdtfl w16du">
   <w:docDefaults>
     <w:rPrDefault>
       <w:rPr>
@@ -3350,7 +4880,7 @@
       </w:pPr>
     </w:pPrDefault>
   </w:docDefaults>
-  <w:latentStyles w:defLockedState="0" w:defUIPriority="99" w:defSemiHidden="0" w:defUnhideWhenUsed="0" w:defQFormat="0" w:count="375">
+  <w:latentStyles w:defLockedState="0" w:defUIPriority="99" w:defSemiHidden="0" w:defUnhideWhenUsed="0" w:defQFormat="0" w:count="376">
     <w:lsdException w:name="Normal" w:uiPriority="0" w:qFormat="1"/>
     <w:lsdException w:name="heading 1" w:uiPriority="9" w:qFormat="1"/>
     <w:lsdException w:name="heading 2" w:semiHidden="1" w:uiPriority="9" w:unhideWhenUsed="1" w:qFormat="1"/>
@@ -3726,6 +5256,7 @@
     <w:lsdException w:name="Smart Hyperlink" w:semiHidden="1" w:unhideWhenUsed="1"/>
     <w:lsdException w:name="Hashtag" w:semiHidden="1" w:unhideWhenUsed="1"/>
     <w:lsdException w:name="Unresolved Mention" w:semiHidden="1" w:unhideWhenUsed="1"/>
+    <w:lsdException w:name="Smart Link" w:semiHidden="1" w:unhideWhenUsed="1"/>
   </w:latentStyles>
   <w:style w:type="paragraph" w:default="1" w:styleId="Norml">
     <w:name w:val="Normal"/>
@@ -3792,10 +5323,32 @@
       <w:lang w:eastAsia="hu-HU"/>
     </w:rPr>
   </w:style>
+  <w:style w:type="paragraph" w:styleId="Cmsor4">
+    <w:name w:val="heading 4"/>
+    <w:basedOn w:val="Norml"/>
+    <w:next w:val="Norml"/>
+    <w:link w:val="Cmsor4Char"/>
+    <w:uiPriority w:val="9"/>
+    <w:semiHidden/>
+    <w:unhideWhenUsed/>
+    <w:qFormat/>
+    <w:rsid w:val="0059195D"/>
+    <w:pPr>
+      <w:keepNext/>
+      <w:keepLines/>
+      <w:spacing w:before="40" w:after="0"/>
+      <w:outlineLvl w:val="3"/>
+    </w:pPr>
+    <w:rPr>
+      <w:rFonts w:asciiTheme="majorHAnsi" w:eastAsiaTheme="majorEastAsia" w:hAnsiTheme="majorHAnsi" w:cstheme="majorBidi"/>
+      <w:i/>
+      <w:iCs/>
+      <w:color w:val="2F5496" w:themeColor="accent1" w:themeShade="BF"/>
+    </w:rPr>
+  </w:style>
   <w:style w:type="character" w:default="1" w:styleId="Bekezdsalapbettpusa">
     <w:name w:val="Default Paragraph Font"/>
     <w:uiPriority w:val="1"/>
-    <w:semiHidden/>
     <w:unhideWhenUsed/>
   </w:style>
   <w:style w:type="table" w:default="1" w:styleId="Normltblzat">
@@ -3979,6 +5532,54 @@
     <w:rPr>
       <w:b/>
       <w:bCs/>
+    </w:rPr>
+  </w:style>
+  <w:style w:type="character" w:styleId="Hiperhivatkozs">
+    <w:name w:val="Hyperlink"/>
+    <w:basedOn w:val="Bekezdsalapbettpusa"/>
+    <w:uiPriority w:val="99"/>
+    <w:unhideWhenUsed/>
+    <w:rsid w:val="00C04E71"/>
+    <w:rPr>
+      <w:color w:val="0563C1" w:themeColor="hyperlink"/>
+      <w:u w:val="single"/>
+    </w:rPr>
+  </w:style>
+  <w:style w:type="character" w:styleId="Feloldatlanmegemlts">
+    <w:name w:val="Unresolved Mention"/>
+    <w:basedOn w:val="Bekezdsalapbettpusa"/>
+    <w:uiPriority w:val="99"/>
+    <w:semiHidden/>
+    <w:unhideWhenUsed/>
+    <w:rsid w:val="00C04E71"/>
+    <w:rPr>
+      <w:color w:val="605E5C"/>
+      <w:shd w:val="clear" w:color="auto" w:fill="E1DFDD"/>
+    </w:rPr>
+  </w:style>
+  <w:style w:type="paragraph" w:styleId="Listaszerbekezds">
+    <w:name w:val="List Paragraph"/>
+    <w:basedOn w:val="Norml"/>
+    <w:uiPriority w:val="34"/>
+    <w:qFormat/>
+    <w:rsid w:val="00C04E71"/>
+    <w:pPr>
+      <w:ind w:left="720"/>
+      <w:contextualSpacing/>
+    </w:pPr>
+  </w:style>
+  <w:style w:type="character" w:customStyle="1" w:styleId="Cmsor4Char">
+    <w:name w:val="Címsor 4 Char"/>
+    <w:basedOn w:val="Bekezdsalapbettpusa"/>
+    <w:link w:val="Cmsor4"/>
+    <w:uiPriority w:val="9"/>
+    <w:semiHidden/>
+    <w:rsid w:val="0059195D"/>
+    <w:rPr>
+      <w:rFonts w:asciiTheme="majorHAnsi" w:eastAsiaTheme="majorEastAsia" w:hAnsiTheme="majorHAnsi" w:cstheme="majorBidi"/>
+      <w:i/>
+      <w:iCs/>
+      <w:color w:val="2F5496" w:themeColor="accent1" w:themeShade="BF"/>
     </w:rPr>
   </w:style>
 </w:styles>
